--- a/docs/CONTEXTO_AI_AUDITORIA.docx
+++ b/docs/CONTEXTO_AI_AUDITORIA.docx
@@ -619,6 +619,145 @@
       </w:r>
       <w:r>
         <w:t>.</w:t>
+      </w:r>
+    </w:p>
+    <w:p>
+      <w:pPr>
+        <w:pStyle w:val="IntenseQuote"/>
+      </w:pPr>
+      <w:r>
+        <w:t>### ⚠️ Segunda pasada — los anexos cambian el cuadro</w:t>
+      </w:r>
+    </w:p>
+    <w:p>
+      <w:pPr>
+        <w:pStyle w:val="IntenseQuote"/>
+      </w:pPr>
+      <w:r>
+        <w:t>La primera versión de este informe auditó solo código y datos. Al ampliar el alcance a los artefactos no-código del repositorio (</w:t>
+      </w:r>
+      <w:r>
+        <w:rPr>
+          <w:b/>
+        </w:rPr>
+        <w:t>125 documentos, 28 prototipos HTML, 82 imágenes, un deck, un red-team</w:t>
+      </w:r>
+      <w:r>
+        <w:t>) aparecieron tres cosas que no se ven desde el código:</w:t>
+      </w:r>
+    </w:p>
+    <w:p>
+      <w:pPr>
+        <w:pStyle w:val="IntenseQuote"/>
+      </w:pPr>
+    </w:p>
+    <w:p>
+      <w:pPr>
+        <w:pStyle w:val="IntenseQuote"/>
+      </w:pPr>
+      <w:r>
+        <w:t xml:space="preserve">1. </w:t>
+      </w:r>
+      <w:r>
+        <w:rPr>
+          <w:b/>
+        </w:rPr>
+        <w:t>Existe un segundo producto con luz verde del fundador y cero rastro en el sistema.</w:t>
+      </w:r>
+      <w:r>
+        <w:t xml:space="preserve"> </w:t>
+      </w:r>
+      <w:r>
+        <w:rPr>
+          <w:rFonts w:ascii="Consolas" w:hAnsi="Consolas"/>
+          <w:color w:val="1F6FEB"/>
+          <w:sz w:val="19"/>
+        </w:rPr>
+        <w:t>AuraReal</w:t>
+      </w:r>
+      <w:r>
+        <w:t xml:space="preserve"> — tiendas para inmobiliarias PYME, con nombre decidido, pricing decidido y prototipos construidos el 2026-07-09. En la base: </w:t>
+      </w:r>
+      <w:r>
+        <w:rPr>
+          <w:rFonts w:ascii="Consolas" w:hAnsi="Consolas"/>
+          <w:color w:val="1F6FEB"/>
+          <w:sz w:val="19"/>
+        </w:rPr>
+        <w:t>agencies</w:t>
+      </w:r>
+      <w:r>
+        <w:t xml:space="preserve"> = 0 filas. </w:t>
+      </w:r>
+      <w:r>
+        <w:rPr>
+          <w:b/>
+        </w:rPr>
+        <w:t>Dos negocios sin validar compitiendo por un solo fundador</w:t>
+      </w:r>
+      <w:r>
+        <w:t xml:space="preserve"> (Anexo A.2, gap nuevo en §18).</w:t>
+      </w:r>
+    </w:p>
+    <w:p>
+      <w:pPr>
+        <w:pStyle w:val="IntenseQuote"/>
+      </w:pPr>
+      <w:r>
+        <w:t xml:space="preserve">2. </w:t>
+      </w:r>
+      <w:r>
+        <w:rPr>
+          <w:b/>
+        </w:rPr>
+        <w:t>La pieza que vende la honestidad es la que la rompe.</w:t>
+      </w:r>
+      <w:r>
+        <w:t xml:space="preserve"> El deck de visión pone el sello ✓ sobre *"tubería 2023"*, *"cédula sí"* y *"ruido real 7pm"* — los campos exactos que el prompt del agente prohíbe llamar verificados (Anexo A.6, H-13).</w:t>
+      </w:r>
+    </w:p>
+    <w:p>
+      <w:pPr>
+        <w:pStyle w:val="IntenseQuote"/>
+      </w:pPr>
+      <w:r>
+        <w:t xml:space="preserve">3. </w:t>
+      </w:r>
+      <w:r>
+        <w:rPr>
+          <w:b/>
+        </w:rPr>
+        <w:t>El proyecto ya se auto-destruyó la tesis, y tenía razón.</w:t>
+      </w:r>
+      <w:r>
+        <w:t xml:space="preserve"> </w:t>
+      </w:r>
+      <w:r>
+        <w:rPr>
+          <w:rFonts w:ascii="Consolas" w:hAnsi="Consolas"/>
+          <w:color w:val="1F6FEB"/>
+          <w:sz w:val="19"/>
+        </w:rPr>
+        <w:t>lanzamiento-pyme/red-team.md</w:t>
+      </w:r>
+      <w:r>
+        <w:t xml:space="preserve"> documenta 15 hallazgos —foso portable, ceguera de demanda, competidor equivocado, foso copiable en semanas— y los datos de producción confirman los cuatro críticos (Anexo A.3).</w:t>
+      </w:r>
+    </w:p>
+    <w:p>
+      <w:pPr>
+        <w:pStyle w:val="IntenseQuote"/>
+      </w:pPr>
+    </w:p>
+    <w:p>
+      <w:pPr>
+        <w:pStyle w:val="IntenseQuote"/>
+      </w:pPr>
+      <w:r>
+        <w:rPr>
+          <w:b/>
+        </w:rPr>
+        <w:t>La comparación completa entre lo que dice ser, lo que es y lo que podría ser está en el Anexo B.</w:t>
       </w:r>
     </w:p>
     <w:p>
@@ -18987,6 +19126,367 @@
           </w:p>
         </w:tc>
       </w:tr>
+      <w:tr>
+        <w:tc>
+          <w:tcPr>
+            <w:tcW w:type="dxa" w:w="2880"/>
+          </w:tcPr>
+          <w:p>
+            <w:r/>
+            <w:r>
+              <w:rPr>
+                <w:b/>
+              </w:rPr>
+              <w:t>H-13</w:t>
+            </w:r>
+          </w:p>
+        </w:tc>
+        <w:tc>
+          <w:tcPr>
+            <w:tcW w:type="dxa" w:w="2880"/>
+          </w:tcPr>
+          <w:p>
+            <w:r/>
+            <w:r>
+              <w:t xml:space="preserve">Deck de visión, diapositiva 8: *"Ficha verificada · Tubería renovada 2023 ✓ · Cédula sí ✓ · Impermeabilización al día ✓ · </w:t>
+            </w:r>
+            <w:r>
+              <w:rPr>
+                <w:b/>
+              </w:rPr>
+              <w:t>Ruido real 7pm</w:t>
+            </w:r>
+            <w:r>
+              <w:t xml:space="preserve"> · medio"*</w:t>
+            </w:r>
+          </w:p>
+        </w:tc>
+        <w:tc>
+          <w:tcPr>
+            <w:tcW w:type="dxa" w:w="2880"/>
+          </w:tcPr>
+          <w:p>
+            <w:r/>
+            <w:r>
+              <w:rPr>
+                <w:b/>
+              </w:rPr>
+              <w:t>El deck pone el sello ✓ sobre los cuatro campos que el prompt prohíbe llamar verificados.</w:t>
+            </w:r>
+            <w:r>
+              <w:t xml:space="preserve"> Regla 3: *"LA FICHA TÉCNICA ES DECLARADA, NO VERIFICADA… PROHIBIDO presentarlos como 'verificable', 'documentado', 'comprobado'"*. Y *"ruido real"* no existe: es una tabla fija de 7 sectores. </w:t>
+            </w:r>
+            <w:r>
+              <w:rPr>
+                <w:b/>
+              </w:rPr>
+              <w:t>La pieza que vende la honestidad es la que la rompe.</w:t>
+            </w:r>
+            <w:r>
+              <w:t xml:space="preserve"> </w:t>
+            </w:r>
+            <w:r>
+              <w:rPr>
+                <w:rFonts w:ascii="Consolas" w:hAnsi="Consolas"/>
+                <w:color w:val="1F6FEB"/>
+                <w:sz w:val="19"/>
+              </w:rPr>
+              <w:t>[VERIFICADO — deck leído del XML]</w:t>
+            </w:r>
+            <w:r>
+              <w:t xml:space="preserve"> (Anexo A.6)</w:t>
+            </w:r>
+          </w:p>
+        </w:tc>
+      </w:tr>
+      <w:tr>
+        <w:tc>
+          <w:tcPr>
+            <w:tcW w:type="dxa" w:w="2880"/>
+          </w:tcPr>
+          <w:p>
+            <w:r/>
+            <w:r>
+              <w:rPr>
+                <w:b/>
+              </w:rPr>
+              <w:t>H-14</w:t>
+            </w:r>
+          </w:p>
+        </w:tc>
+        <w:tc>
+          <w:tcPr>
+            <w:tcW w:type="dxa" w:w="2880"/>
+          </w:tcPr>
+          <w:p>
+            <w:r/>
+            <w:r>
+              <w:rPr>
+                <w:rFonts w:ascii="Consolas" w:hAnsi="Consolas"/>
+                <w:color w:val="1F6FEB"/>
+                <w:sz w:val="19"/>
+              </w:rPr>
+              <w:t>Contexto_AI_Brand/BRAND.md</w:t>
+            </w:r>
+            <w:r>
+              <w:t xml:space="preserve">, *"identidad oficial aprobada"*: *"capas de contexto real: ruido, </w:t>
+            </w:r>
+            <w:r>
+              <w:rPr>
+                <w:b/>
+              </w:rPr>
+              <w:t>seguridad</w:t>
+            </w:r>
+            <w:r>
+              <w:t>, transporte, vegetación"*</w:t>
+            </w:r>
+          </w:p>
+        </w:tc>
+        <w:tc>
+          <w:tcPr>
+            <w:tcW w:type="dxa" w:w="2880"/>
+          </w:tcPr>
+          <w:p>
+            <w:r/>
+            <w:r>
+              <w:rPr>
+                <w:b/>
+              </w:rPr>
+              <w:t>El producto rechaza "seguridad" a conciencia.</w:t>
+            </w:r>
+            <w:r>
+              <w:t xml:space="preserve"> </w:t>
+            </w:r>
+            <w:r>
+              <w:rPr>
+                <w:rFonts w:ascii="Consolas" w:hAnsi="Consolas"/>
+                <w:color w:val="1F6FEB"/>
+                <w:sz w:val="19"/>
+              </w:rPr>
+              <w:t>app/estilo_vida.py</w:t>
+            </w:r>
+            <w:r>
+              <w:t xml:space="preserve">: *"un veredicto de 'zona segura' es subjetivo, no verificable, y es exactamente la clase de juicio que históricamente se ha usado para redlining"*. La identidad oficial vende una capa que la ética del producto prohíbe. </w:t>
+            </w:r>
+            <w:r>
+              <w:rPr>
+                <w:rFonts w:ascii="Consolas" w:hAnsi="Consolas"/>
+                <w:color w:val="1F6FEB"/>
+                <w:sz w:val="19"/>
+              </w:rPr>
+              <w:t>[VERIFICADO]</w:t>
+            </w:r>
+            <w:r>
+              <w:t xml:space="preserve"> (Anexo A.5)</w:t>
+            </w:r>
+          </w:p>
+        </w:tc>
+      </w:tr>
+      <w:tr>
+        <w:tc>
+          <w:tcPr>
+            <w:tcW w:type="dxa" w:w="2880"/>
+          </w:tcPr>
+          <w:p>
+            <w:r/>
+            <w:r>
+              <w:rPr>
+                <w:b/>
+              </w:rPr>
+              <w:t>H-15</w:t>
+            </w:r>
+          </w:p>
+        </w:tc>
+        <w:tc>
+          <w:tcPr>
+            <w:tcW w:type="dxa" w:w="2880"/>
+          </w:tcPr>
+          <w:p>
+            <w:r/>
+            <w:r>
+              <w:t>Cuatro sistemas de diseño documentados como oficiales o de referencia</w:t>
+            </w:r>
+          </w:p>
+        </w:tc>
+        <w:tc>
+          <w:tcPr>
+            <w:tcW w:type="dxa" w:w="2880"/>
+          </w:tcPr>
+          <w:p>
+            <w:r/>
+            <w:r>
+              <w:rPr>
+                <w:b/>
+              </w:rPr>
+              <w:t>El producto desplegado no usaba ninguno.</w:t>
+            </w:r>
+            <w:r>
+              <w:t xml:space="preserve"> </w:t>
+            </w:r>
+            <w:r>
+              <w:rPr>
+                <w:rFonts w:ascii="Consolas" w:hAnsi="Consolas"/>
+                <w:color w:val="1F6FEB"/>
+                <w:sz w:val="19"/>
+              </w:rPr>
+              <w:t>BRAND.md</w:t>
+            </w:r>
+            <w:r>
+              <w:t xml:space="preserve"> pide Plus Jakarta Sans y *"glow sutil"*; </w:t>
+            </w:r>
+            <w:r>
+              <w:rPr>
+                <w:rFonts w:ascii="Consolas" w:hAnsi="Consolas"/>
+                <w:color w:val="1F6FEB"/>
+                <w:sz w:val="19"/>
+              </w:rPr>
+              <w:t>preview/</w:t>
+            </w:r>
+            <w:r>
+              <w:t xml:space="preserve"> define Space Grotesk + JetBrains Mono; el frontend real corre </w:t>
+            </w:r>
+            <w:r>
+              <w:rPr>
+                <w:b/>
+              </w:rPr>
+              <w:t>Geist + IBM Plex Mono</w:t>
+            </w:r>
+            <w:r>
+              <w:t xml:space="preserve"> y anota *"superficies planas, cero glow"* (</w:t>
+            </w:r>
+            <w:r>
+              <w:rPr>
+                <w:rFonts w:ascii="Consolas" w:hAnsi="Consolas"/>
+                <w:color w:val="1F6FEB"/>
+                <w:sz w:val="19"/>
+              </w:rPr>
+              <w:t>Launcher.jsx:8</w:t>
+            </w:r>
+            <w:r>
+              <w:t xml:space="preserve">). ✅ </w:t>
+            </w:r>
+            <w:r>
+              <w:rPr>
+                <w:b/>
+              </w:rPr>
+              <w:t>Se resolvió durante esta auditoría</w:t>
+            </w:r>
+            <w:r>
+              <w:t xml:space="preserve">: el </w:t>
+            </w:r>
+            <w:r>
+              <w:rPr>
+                <w:rFonts w:ascii="Consolas" w:hAnsi="Consolas"/>
+                <w:color w:val="1F6FEB"/>
+                <w:sz w:val="19"/>
+              </w:rPr>
+              <w:t>Contexto_Brand_Kit_2026_v1</w:t>
+            </w:r>
+            <w:r>
+              <w:t xml:space="preserve"> que apareció el 19-ago a las 22:31 sí describe el producto real — está *medido sobre producción, no diseñado*. Queda retirar </w:t>
+            </w:r>
+            <w:r>
+              <w:rPr>
+                <w:rFonts w:ascii="Consolas" w:hAnsi="Consolas"/>
+                <w:color w:val="1F6FEB"/>
+                <w:sz w:val="19"/>
+              </w:rPr>
+              <w:t>BRAND.md</w:t>
+            </w:r>
+            <w:r>
+              <w:t xml:space="preserve">. </w:t>
+            </w:r>
+            <w:r>
+              <w:rPr>
+                <w:rFonts w:ascii="Consolas" w:hAnsi="Consolas"/>
+                <w:color w:val="1F6FEB"/>
+                <w:sz w:val="19"/>
+              </w:rPr>
+              <w:t>[VERIFICADO]</w:t>
+            </w:r>
+            <w:r>
+              <w:t xml:space="preserve"> (Anexo A.5)</w:t>
+            </w:r>
+          </w:p>
+        </w:tc>
+      </w:tr>
+      <w:tr>
+        <w:tc>
+          <w:tcPr>
+            <w:tcW w:type="dxa" w:w="2880"/>
+          </w:tcPr>
+          <w:p>
+            <w:r/>
+            <w:r>
+              <w:rPr>
+                <w:b/>
+              </w:rPr>
+              <w:t>H-16</w:t>
+            </w:r>
+          </w:p>
+        </w:tc>
+        <w:tc>
+          <w:tcPr>
+            <w:tcW w:type="dxa" w:w="2880"/>
+          </w:tcPr>
+          <w:p>
+            <w:r/>
+            <w:r>
+              <w:t>*"aurareal 360 — el 360 ES el producto"*, luz verde del fundador el 2026-07-09</w:t>
+            </w:r>
+          </w:p>
+        </w:tc>
+        <w:tc>
+          <w:tcPr>
+            <w:tcW w:type="dxa" w:w="2880"/>
+          </w:tcPr>
+          <w:p>
+            <w:r/>
+            <w:r>
+              <w:rPr>
+                <w:b/>
+              </w:rPr>
+              <w:t>Un segundo negocio completo (marca, precio, prototipos, piloto) que no existe en el código ni en los datos:</w:t>
+            </w:r>
+            <w:r>
+              <w:t xml:space="preserve"> </w:t>
+            </w:r>
+            <w:r>
+              <w:rPr>
+                <w:rFonts w:ascii="Consolas" w:hAnsi="Consolas"/>
+                <w:color w:val="1F6FEB"/>
+                <w:sz w:val="19"/>
+              </w:rPr>
+              <w:t>agencies</w:t>
+            </w:r>
+            <w:r>
+              <w:t xml:space="preserve"> = 0 filas, </w:t>
+            </w:r>
+            <w:r>
+              <w:rPr>
+                <w:rFonts w:ascii="Consolas" w:hAnsi="Consolas"/>
+                <w:color w:val="1F6FEB"/>
+                <w:sz w:val="19"/>
+              </w:rPr>
+              <w:t>owner_agency_id</w:t>
+            </w:r>
+            <w:r>
+              <w:t xml:space="preserve"> nulo en los 40 activos, ninguna tienda desplegada. Seis semanas después de la luz verde. </w:t>
+            </w:r>
+            <w:r>
+              <w:rPr>
+                <w:rFonts w:ascii="Consolas" w:hAnsi="Consolas"/>
+                <w:color w:val="1F6FEB"/>
+                <w:sz w:val="19"/>
+              </w:rPr>
+              <w:t>[VERIFICADO]</w:t>
+            </w:r>
+            <w:r>
+              <w:t xml:space="preserve"> (Anexo A.2)</w:t>
+            </w:r>
+          </w:p>
+        </w:tc>
+      </w:tr>
     </w:tbl>
     <w:p>
       <w:pPr>
@@ -21628,6 +22128,269 @@
           </w:p>
         </w:tc>
       </w:tr>
+      <w:tr>
+        <w:tc>
+          <w:tcPr>
+            <w:tcW w:type="dxa" w:w="2160"/>
+          </w:tcPr>
+          <w:p>
+            <w:r/>
+            <w:r>
+              <w:rPr>
+                <w:b/>
+              </w:rPr>
+              <w:t>21</w:t>
+            </w:r>
+          </w:p>
+        </w:tc>
+        <w:tc>
+          <w:tcPr>
+            <w:tcW w:type="dxa" w:w="2160"/>
+          </w:tcPr>
+          <w:p>
+            <w:r/>
+            <w:r>
+              <w:rPr>
+                <w:b/>
+              </w:rPr>
+              <w:t>Dos productos sin validar compiten por un solo fundador.</w:t>
+            </w:r>
+            <w:r>
+              <w:t xml:space="preserve"> Contexto (app del comprador) y AuraReal (tiendas PYME, luz verde 2026-07-09) tienen pagadores, marcas y sistemas de diseño distintos. En datos: 1 inmueble real y </w:t>
+            </w:r>
+            <w:r>
+              <w:rPr>
+                <w:rFonts w:ascii="Consolas" w:hAnsi="Consolas"/>
+                <w:color w:val="1F6FEB"/>
+                <w:sz w:val="19"/>
+              </w:rPr>
+              <w:t>agencies</w:t>
+            </w:r>
+            <w:r>
+              <w:t xml:space="preserve"> = 0. </w:t>
+            </w:r>
+            <w:r>
+              <w:rPr>
+                <w:b/>
+              </w:rPr>
+              <w:t>No se cierra construyendo: se cierra eligiendo.</w:t>
+            </w:r>
+            <w:r>
+              <w:t xml:space="preserve"> (Anexo A.2)</w:t>
+            </w:r>
+          </w:p>
+        </w:tc>
+        <w:tc>
+          <w:tcPr>
+            <w:tcW w:type="dxa" w:w="2160"/>
+          </w:tcPr>
+          <w:p>
+            <w:r/>
+            <w:r>
+              <w:rPr>
+                <w:b/>
+              </w:rPr>
+              <w:t>CRÍTICO</w:t>
+            </w:r>
+          </w:p>
+        </w:tc>
+        <w:tc>
+          <w:tcPr>
+            <w:tcW w:type="dxa" w:w="2160"/>
+          </w:tcPr>
+          <w:p>
+            <w:r/>
+            <w:r>
+              <w:t>NEGOCIO</w:t>
+            </w:r>
+          </w:p>
+        </w:tc>
+      </w:tr>
+      <w:tr>
+        <w:tc>
+          <w:tcPr>
+            <w:tcW w:type="dxa" w:w="2160"/>
+          </w:tcPr>
+          <w:p>
+            <w:r/>
+            <w:r>
+              <w:rPr>
+                <w:b/>
+              </w:rPr>
+              <w:t>22</w:t>
+            </w:r>
+          </w:p>
+        </w:tc>
+        <w:tc>
+          <w:tcPr>
+            <w:tcW w:type="dxa" w:w="2160"/>
+          </w:tcPr>
+          <w:p>
+            <w:r/>
+            <w:r>
+              <w:rPr>
+                <w:b/>
+              </w:rPr>
+              <w:t>El material de venta contradice la doctrina del producto.</w:t>
+            </w:r>
+            <w:r>
+              <w:t xml:space="preserve"> El deck marca ✓ sobre dato declarado y afirma *"ruido real"*; </w:t>
+            </w:r>
+            <w:r>
+              <w:rPr>
+                <w:rFonts w:ascii="Consolas" w:hAnsi="Consolas"/>
+                <w:color w:val="1F6FEB"/>
+                <w:sz w:val="19"/>
+              </w:rPr>
+              <w:t>BRAND.md</w:t>
+            </w:r>
+            <w:r>
+              <w:t xml:space="preserve"> vende "seguridad" como capa. Es el riesgo reputacional más alto, porque el diferencial declarado ES la honestidad. (Anexo A.6, A.5)</w:t>
+            </w:r>
+          </w:p>
+        </w:tc>
+        <w:tc>
+          <w:tcPr>
+            <w:tcW w:type="dxa" w:w="2160"/>
+          </w:tcPr>
+          <w:p>
+            <w:r/>
+            <w:r>
+              <w:rPr>
+                <w:b/>
+              </w:rPr>
+              <w:t>ALTO</w:t>
+            </w:r>
+          </w:p>
+        </w:tc>
+        <w:tc>
+          <w:tcPr>
+            <w:tcW w:type="dxa" w:w="2160"/>
+          </w:tcPr>
+          <w:p>
+            <w:r/>
+            <w:r>
+              <w:t>PRODUCTO</w:t>
+            </w:r>
+          </w:p>
+        </w:tc>
+      </w:tr>
+      <w:tr>
+        <w:tc>
+          <w:tcPr>
+            <w:tcW w:type="dxa" w:w="2160"/>
+          </w:tcPr>
+          <w:p>
+            <w:r/>
+            <w:r>
+              <w:rPr>
+                <w:b/>
+              </w:rPr>
+              <w:t>23</w:t>
+            </w:r>
+          </w:p>
+        </w:tc>
+        <w:tc>
+          <w:tcPr>
+            <w:tcW w:type="dxa" w:w="2160"/>
+          </w:tcPr>
+          <w:p>
+            <w:r/>
+            <w:r>
+              <w:rPr>
+                <w:b/>
+              </w:rPr>
+              <w:t>Los hallazgos críticos del red-team propio siguen abiertos en el negocio.</w:t>
+            </w:r>
+            <w:r>
+              <w:t xml:space="preserve"> Se aplicaron al texto del pitch (julio); los datos de agosto confirman que el problema real —foso portable, cero demanda, competidor CRM— no se movió. (Anexo A.3)</w:t>
+            </w:r>
+          </w:p>
+        </w:tc>
+        <w:tc>
+          <w:tcPr>
+            <w:tcW w:type="dxa" w:w="2160"/>
+          </w:tcPr>
+          <w:p>
+            <w:r/>
+            <w:r>
+              <w:rPr>
+                <w:b/>
+              </w:rPr>
+              <w:t>ALTO</w:t>
+            </w:r>
+          </w:p>
+        </w:tc>
+        <w:tc>
+          <w:tcPr>
+            <w:tcW w:type="dxa" w:w="2160"/>
+          </w:tcPr>
+          <w:p>
+            <w:r/>
+            <w:r>
+              <w:t>NEGOCIO</w:t>
+            </w:r>
+          </w:p>
+        </w:tc>
+      </w:tr>
+      <w:tr>
+        <w:tc>
+          <w:tcPr>
+            <w:tcW w:type="dxa" w:w="2160"/>
+          </w:tcPr>
+          <w:p>
+            <w:r/>
+            <w:r>
+              <w:rPr>
+                <w:b/>
+              </w:rPr>
+              <w:t>24</w:t>
+            </w:r>
+          </w:p>
+        </w:tc>
+        <w:tc>
+          <w:tcPr>
+            <w:tcW w:type="dxa" w:w="2160"/>
+          </w:tcPr>
+          <w:p>
+            <w:r/>
+            <w:r>
+              <w:rPr>
+                <w:b/>
+              </w:rPr>
+              <w:t>Cuatro sistemas de diseño y ninguno es el que corre.</w:t>
+            </w:r>
+            <w:r>
+              <w:t xml:space="preserve"> Coste de confusión para cualquiera que se sume al equipo. (Anexo A.5)</w:t>
+            </w:r>
+          </w:p>
+        </w:tc>
+        <w:tc>
+          <w:tcPr>
+            <w:tcW w:type="dxa" w:w="2160"/>
+          </w:tcPr>
+          <w:p>
+            <w:r/>
+            <w:r>
+              <w:rPr>
+                <w:b/>
+              </w:rPr>
+              <w:t>MEDIO</w:t>
+            </w:r>
+          </w:p>
+        </w:tc>
+        <w:tc>
+          <w:tcPr>
+            <w:tcW w:type="dxa" w:w="2160"/>
+          </w:tcPr>
+          <w:p>
+            <w:r/>
+            <w:r>
+              <w:t>UX</w:t>
+            </w:r>
+          </w:p>
+        </w:tc>
+      </w:tr>
     </w:tbl>
     <w:p>
       <w:pPr>
@@ -26830,6 +27593,5004 @@
       </w:r>
     </w:p>
     <w:p>
+      <w:pPr>
+        <w:pStyle w:val="Title"/>
+      </w:pPr>
+      <w:r>
+        <w:t>ANEXO A — Activos no-código</w:t>
+      </w:r>
+    </w:p>
+    <w:p>
+      <w:pPr>
+        <w:pStyle w:val="IntenseQuote"/>
+      </w:pPr>
+      <w:r>
+        <w:rPr>
+          <w:b/>
+        </w:rPr>
+        <w:t>Segunda pasada (2026-08-19, misma sesión).</w:t>
+      </w:r>
+      <w:r>
+        <w:t xml:space="preserve"> La primera auditoría se limitó al código y a los datos, y despachó </w:t>
+      </w:r>
+      <w:r>
+        <w:rPr>
+          <w:rFonts w:ascii="Consolas" w:hAnsi="Consolas"/>
+          <w:color w:val="1F6FEB"/>
+          <w:sz w:val="19"/>
+        </w:rPr>
+        <w:t>mockups/</w:t>
+      </w:r>
+      <w:r>
+        <w:t xml:space="preserve">, </w:t>
+      </w:r>
+      <w:r>
+        <w:rPr>
+          <w:rFonts w:ascii="Consolas" w:hAnsi="Consolas"/>
+          <w:color w:val="1F6FEB"/>
+          <w:sz w:val="19"/>
+        </w:rPr>
+        <w:t>preview/</w:t>
+      </w:r>
+      <w:r>
+        <w:t xml:space="preserve">, </w:t>
+      </w:r>
+      <w:r>
+        <w:rPr>
+          <w:rFonts w:ascii="Consolas" w:hAnsi="Consolas"/>
+          <w:color w:val="1F6FEB"/>
+          <w:sz w:val="19"/>
+        </w:rPr>
+        <w:t>lanzamiento-pyme/</w:t>
+      </w:r>
+      <w:r>
+        <w:t xml:space="preserve">, </w:t>
+      </w:r>
+      <w:r>
+        <w:rPr>
+          <w:rFonts w:ascii="Consolas" w:hAnsi="Consolas"/>
+          <w:color w:val="1F6FEB"/>
+          <w:sz w:val="19"/>
+        </w:rPr>
+        <w:t>Contexto_AI_Brand/</w:t>
+      </w:r>
+      <w:r>
+        <w:t xml:space="preserve"> y </w:t>
+      </w:r>
+      <w:r>
+        <w:rPr>
+          <w:rFonts w:ascii="Consolas" w:hAnsi="Consolas"/>
+          <w:color w:val="1F6FEB"/>
+          <w:sz w:val="19"/>
+        </w:rPr>
+        <w:t>contenido/</w:t>
+      </w:r>
+      <w:r>
+        <w:t xml:space="preserve"> como *"no producto"*. </w:t>
+      </w:r>
+      <w:r>
+        <w:rPr>
+          <w:b/>
+        </w:rPr>
+        <w:t>Fue un error de alcance.</w:t>
+      </w:r>
+      <w:r>
+        <w:t xml:space="preserve"> Ahí vive la mitad de la historia: las decisiones de producto, las marcas, los prototipos, la investigación competitiva y —sobre todo— un segundo modelo de negocio completo que el código no refleja.</w:t>
+      </w:r>
+    </w:p>
+    <w:p>
+      <w:pPr>
+        <w:pStyle w:val="Heading1"/>
+      </w:pPr>
+      <w:r>
+        <w:t>A.1 Inventario completo de lo no-código `[VERIFICADO]`</w:t>
+      </w:r>
+    </w:p>
+    <w:tbl>
+      <w:tblPr>
+        <w:tblStyle w:val="LightGrid-Accent1"/>
+        <w:tblW w:type="auto" w:w="0"/>
+        <w:jc w:val="center"/>
+        <w:tblLayout w:type="autofit"/>
+        <w:tblLook w:firstColumn="1" w:firstRow="1" w:lastColumn="0" w:lastRow="0" w:noHBand="0" w:noVBand="1" w:val="04A0"/>
+      </w:tblPr>
+      <w:tblGrid>
+        <w:gridCol w:w="2160"/>
+        <w:gridCol w:w="2160"/>
+        <w:gridCol w:w="2160"/>
+        <w:gridCol w:w="2160"/>
+      </w:tblGrid>
+      <w:tr>
+        <w:trPr>
+          <w:tblHeader w:val="true"/>
+        </w:trPr>
+        <w:tc>
+          <w:tcPr>
+            <w:tcW w:type="dxa" w:w="2160"/>
+          </w:tcPr>
+          <w:p>
+            <w:r>
+              <w:rPr>
+                <w:b/>
+              </w:rPr>
+            </w:r>
+            <w:r>
+              <w:rPr>
+                <w:b/>
+              </w:rPr>
+              <w:t>Tipo</w:t>
+            </w:r>
+          </w:p>
+        </w:tc>
+        <w:tc>
+          <w:tcPr>
+            <w:tcW w:type="dxa" w:w="2160"/>
+          </w:tcPr>
+          <w:p>
+            <w:r>
+              <w:rPr>
+                <w:b/>
+              </w:rPr>
+            </w:r>
+            <w:r>
+              <w:rPr>
+                <w:b/>
+              </w:rPr>
+              <w:t>Cuántos</w:t>
+            </w:r>
+          </w:p>
+        </w:tc>
+        <w:tc>
+          <w:tcPr>
+            <w:tcW w:type="dxa" w:w="2160"/>
+          </w:tcPr>
+          <w:p>
+            <w:r>
+              <w:rPr>
+                <w:b/>
+              </w:rPr>
+            </w:r>
+            <w:r>
+              <w:rPr>
+                <w:b/>
+              </w:rPr>
+              <w:t>Dónde</w:t>
+            </w:r>
+          </w:p>
+        </w:tc>
+        <w:tc>
+          <w:tcPr>
+            <w:tcW w:type="dxa" w:w="2160"/>
+          </w:tcPr>
+          <w:p>
+            <w:r>
+              <w:rPr>
+                <w:b/>
+              </w:rPr>
+            </w:r>
+            <w:r>
+              <w:rPr>
+                <w:b/>
+              </w:rPr>
+              <w:t>Qué son</w:t>
+            </w:r>
+          </w:p>
+        </w:tc>
+      </w:tr>
+      <w:tr>
+        <w:tc>
+          <w:tcPr>
+            <w:tcW w:type="dxa" w:w="2160"/>
+          </w:tcPr>
+          <w:p>
+            <w:r/>
+            <w:r>
+              <w:t xml:space="preserve">Documentos </w:t>
+            </w:r>
+            <w:r>
+              <w:rPr>
+                <w:rFonts w:ascii="Consolas" w:hAnsi="Consolas"/>
+                <w:color w:val="1F6FEB"/>
+                <w:sz w:val="19"/>
+              </w:rPr>
+              <w:t>.md</w:t>
+            </w:r>
+          </w:p>
+        </w:tc>
+        <w:tc>
+          <w:tcPr>
+            <w:tcW w:type="dxa" w:w="2160"/>
+          </w:tcPr>
+          <w:p>
+            <w:r/>
+            <w:r>
+              <w:rPr>
+                <w:b/>
+              </w:rPr>
+              <w:t>125</w:t>
+            </w:r>
+            <w:r>
+              <w:t xml:space="preserve"> (94 en </w:t>
+            </w:r>
+            <w:r>
+              <w:rPr>
+                <w:rFonts w:ascii="Consolas" w:hAnsi="Consolas"/>
+                <w:color w:val="1F6FEB"/>
+                <w:sz w:val="19"/>
+              </w:rPr>
+              <w:t>docs/</w:t>
+            </w:r>
+            <w:r>
+              <w:t>)</w:t>
+            </w:r>
+          </w:p>
+        </w:tc>
+        <w:tc>
+          <w:tcPr>
+            <w:tcW w:type="dxa" w:w="2160"/>
+          </w:tcPr>
+          <w:p>
+            <w:r/>
+            <w:r>
+              <w:rPr>
+                <w:rFonts w:ascii="Consolas" w:hAnsi="Consolas"/>
+                <w:color w:val="1F6FEB"/>
+                <w:sz w:val="19"/>
+              </w:rPr>
+              <w:t>docs/</w:t>
+            </w:r>
+            <w:r>
+              <w:t xml:space="preserve">, </w:t>
+            </w:r>
+            <w:r>
+              <w:rPr>
+                <w:rFonts w:ascii="Consolas" w:hAnsi="Consolas"/>
+                <w:color w:val="1F6FEB"/>
+                <w:sz w:val="19"/>
+              </w:rPr>
+              <w:t>lanzamiento-pyme/</w:t>
+            </w:r>
+            <w:r>
+              <w:t xml:space="preserve">, </w:t>
+            </w:r>
+            <w:r>
+              <w:rPr>
+                <w:rFonts w:ascii="Consolas" w:hAnsi="Consolas"/>
+                <w:color w:val="1F6FEB"/>
+                <w:sz w:val="19"/>
+              </w:rPr>
+              <w:t>contenido/</w:t>
+            </w:r>
+          </w:p>
+        </w:tc>
+        <w:tc>
+          <w:tcPr>
+            <w:tcW w:type="dxa" w:w="2160"/>
+          </w:tcPr>
+          <w:p>
+            <w:r/>
+            <w:r>
+              <w:t>Especificaciones, auditorías, planes, estudios, preparación de reuniones</w:t>
+            </w:r>
+          </w:p>
+        </w:tc>
+      </w:tr>
+      <w:tr>
+        <w:tc>
+          <w:tcPr>
+            <w:tcW w:type="dxa" w:w="2160"/>
+          </w:tcPr>
+          <w:p>
+            <w:r/>
+            <w:r>
+              <w:t xml:space="preserve">Documentos </w:t>
+            </w:r>
+            <w:r>
+              <w:rPr>
+                <w:rFonts w:ascii="Consolas" w:hAnsi="Consolas"/>
+                <w:color w:val="1F6FEB"/>
+                <w:sz w:val="19"/>
+              </w:rPr>
+              <w:t>.docx</w:t>
+            </w:r>
+          </w:p>
+        </w:tc>
+        <w:tc>
+          <w:tcPr>
+            <w:tcW w:type="dxa" w:w="2160"/>
+          </w:tcPr>
+          <w:p>
+            <w:r/>
+            <w:r>
+              <w:rPr>
+                <w:b/>
+              </w:rPr>
+              <w:t>43</w:t>
+            </w:r>
+          </w:p>
+        </w:tc>
+        <w:tc>
+          <w:tcPr>
+            <w:tcW w:type="dxa" w:w="2160"/>
+          </w:tcPr>
+          <w:p>
+            <w:r/>
+            <w:r>
+              <w:rPr>
+                <w:rFonts w:ascii="Consolas" w:hAnsi="Consolas"/>
+                <w:color w:val="1F6FEB"/>
+                <w:sz w:val="19"/>
+              </w:rPr>
+              <w:t>docs/</w:t>
+            </w:r>
+          </w:p>
+        </w:tc>
+        <w:tc>
+          <w:tcPr>
+            <w:tcW w:type="dxa" w:w="2160"/>
+          </w:tcPr>
+          <w:p>
+            <w:r/>
+            <w:r>
+              <w:t xml:space="preserve">Los mismos </w:t>
+            </w:r>
+            <w:r>
+              <w:rPr>
+                <w:rFonts w:ascii="Consolas" w:hAnsi="Consolas"/>
+                <w:color w:val="1F6FEB"/>
+                <w:sz w:val="19"/>
+              </w:rPr>
+              <w:t>.md</w:t>
+            </w:r>
+            <w:r>
+              <w:t xml:space="preserve"> convertidos para enviar</w:t>
+            </w:r>
+          </w:p>
+        </w:tc>
+      </w:tr>
+      <w:tr>
+        <w:tc>
+          <w:tcPr>
+            <w:tcW w:type="dxa" w:w="2160"/>
+          </w:tcPr>
+          <w:p>
+            <w:r/>
+            <w:r>
+              <w:t>Imágenes</w:t>
+            </w:r>
+          </w:p>
+        </w:tc>
+        <w:tc>
+          <w:tcPr>
+            <w:tcW w:type="dxa" w:w="2160"/>
+          </w:tcPr>
+          <w:p>
+            <w:r/>
+            <w:r>
+              <w:rPr>
+                <w:b/>
+              </w:rPr>
+              <w:t>82</w:t>
+            </w:r>
+            <w:r>
+              <w:t xml:space="preserve"> (45 png · 28 svg · 9 jpg)</w:t>
+            </w:r>
+          </w:p>
+        </w:tc>
+        <w:tc>
+          <w:tcPr>
+            <w:tcW w:type="dxa" w:w="2160"/>
+          </w:tcPr>
+          <w:p>
+            <w:r/>
+            <w:r>
+              <w:t>ver desglose abajo</w:t>
+            </w:r>
+          </w:p>
+        </w:tc>
+        <w:tc>
+          <w:tcPr>
+            <w:tcW w:type="dxa" w:w="2160"/>
+          </w:tcPr>
+          <w:p>
+            <w:r/>
+            <w:r>
+              <w:t>Logos, capturas de referencia, visuales de contenido, arte del deck</w:t>
+            </w:r>
+          </w:p>
+        </w:tc>
+      </w:tr>
+      <w:tr>
+        <w:tc>
+          <w:tcPr>
+            <w:tcW w:type="dxa" w:w="2160"/>
+          </w:tcPr>
+          <w:p>
+            <w:r/>
+            <w:r>
+              <w:t xml:space="preserve">Prototipos </w:t>
+            </w:r>
+            <w:r>
+              <w:rPr>
+                <w:rFonts w:ascii="Consolas" w:hAnsi="Consolas"/>
+                <w:color w:val="1F6FEB"/>
+                <w:sz w:val="19"/>
+              </w:rPr>
+              <w:t>.html</w:t>
+            </w:r>
+          </w:p>
+        </w:tc>
+        <w:tc>
+          <w:tcPr>
+            <w:tcW w:type="dxa" w:w="2160"/>
+          </w:tcPr>
+          <w:p>
+            <w:r/>
+            <w:r>
+              <w:rPr>
+                <w:b/>
+              </w:rPr>
+              <w:t>28</w:t>
+            </w:r>
+          </w:p>
+        </w:tc>
+        <w:tc>
+          <w:tcPr>
+            <w:tcW w:type="dxa" w:w="2160"/>
+          </w:tcPr>
+          <w:p>
+            <w:r/>
+            <w:r>
+              <w:rPr>
+                <w:rFonts w:ascii="Consolas" w:hAnsi="Consolas"/>
+                <w:color w:val="1F6FEB"/>
+                <w:sz w:val="19"/>
+              </w:rPr>
+              <w:t>preview/</w:t>
+            </w:r>
+            <w:r>
+              <w:t xml:space="preserve"> (17), </w:t>
+            </w:r>
+            <w:r>
+              <w:rPr>
+                <w:rFonts w:ascii="Consolas" w:hAnsi="Consolas"/>
+                <w:color w:val="1F6FEB"/>
+                <w:sz w:val="19"/>
+              </w:rPr>
+              <w:t>lanzamiento-pyme/</w:t>
+            </w:r>
+            <w:r>
+              <w:t xml:space="preserve"> (4), </w:t>
+            </w:r>
+            <w:r>
+              <w:rPr>
+                <w:rFonts w:ascii="Consolas" w:hAnsi="Consolas"/>
+                <w:color w:val="1F6FEB"/>
+                <w:sz w:val="19"/>
+              </w:rPr>
+              <w:t>mockups/</w:t>
+            </w:r>
+            <w:r>
+              <w:t xml:space="preserve"> (3), </w:t>
+            </w:r>
+            <w:r>
+              <w:rPr>
+                <w:rFonts w:ascii="Consolas" w:hAnsi="Consolas"/>
+                <w:color w:val="1F6FEB"/>
+                <w:sz w:val="19"/>
+              </w:rPr>
+              <w:t>Contexto_AI_Brand/</w:t>
+            </w:r>
+            <w:r>
+              <w:t xml:space="preserve"> (2), </w:t>
+            </w:r>
+            <w:r>
+              <w:rPr>
+                <w:rFonts w:ascii="Consolas" w:hAnsi="Consolas"/>
+                <w:color w:val="1F6FEB"/>
+                <w:sz w:val="19"/>
+              </w:rPr>
+              <w:t>docs/</w:t>
+            </w:r>
+            <w:r>
+              <w:t xml:space="preserve"> (2)</w:t>
+            </w:r>
+          </w:p>
+        </w:tc>
+        <w:tc>
+          <w:tcPr>
+            <w:tcW w:type="dxa" w:w="2160"/>
+          </w:tcPr>
+          <w:p>
+            <w:r/>
+            <w:r>
+              <w:t>Sistema de diseño, maquetas y la oferta PYME</w:t>
+            </w:r>
+          </w:p>
+        </w:tc>
+      </w:tr>
+      <w:tr>
+        <w:tc>
+          <w:tcPr>
+            <w:tcW w:type="dxa" w:w="2160"/>
+          </w:tcPr>
+          <w:p>
+            <w:r/>
+            <w:r>
+              <w:t>Presentación</w:t>
+            </w:r>
+          </w:p>
+        </w:tc>
+        <w:tc>
+          <w:tcPr>
+            <w:tcW w:type="dxa" w:w="2160"/>
+          </w:tcPr>
+          <w:p>
+            <w:r/>
+            <w:r>
+              <w:t xml:space="preserve">1 </w:t>
+            </w:r>
+            <w:r>
+              <w:rPr>
+                <w:rFonts w:ascii="Consolas" w:hAnsi="Consolas"/>
+                <w:color w:val="1F6FEB"/>
+                <w:sz w:val="19"/>
+              </w:rPr>
+              <w:t>.pptx</w:t>
+            </w:r>
+          </w:p>
+        </w:tc>
+        <w:tc>
+          <w:tcPr>
+            <w:tcW w:type="dxa" w:w="2160"/>
+          </w:tcPr>
+          <w:p>
+            <w:r/>
+            <w:r>
+              <w:rPr>
+                <w:rFonts w:ascii="Consolas" w:hAnsi="Consolas"/>
+                <w:color w:val="1F6FEB"/>
+                <w:sz w:val="19"/>
+              </w:rPr>
+              <w:t>docs/DECK_Contexto_Vision_v0.pptx</w:t>
+            </w:r>
+          </w:p>
+        </w:tc>
+        <w:tc>
+          <w:tcPr>
+            <w:tcW w:type="dxa" w:w="2160"/>
+          </w:tcPr>
+          <w:p>
+            <w:r/>
+            <w:r>
+              <w:t>12 diapositivas de visión</w:t>
+            </w:r>
+          </w:p>
+        </w:tc>
+      </w:tr>
+      <w:tr>
+        <w:tc>
+          <w:tcPr>
+            <w:tcW w:type="dxa" w:w="2160"/>
+          </w:tcPr>
+          <w:p>
+            <w:r/>
+            <w:r>
+              <w:t>Hoja de cálculo</w:t>
+            </w:r>
+          </w:p>
+        </w:tc>
+        <w:tc>
+          <w:tcPr>
+            <w:tcW w:type="dxa" w:w="2160"/>
+          </w:tcPr>
+          <w:p>
+            <w:r/>
+            <w:r>
+              <w:t xml:space="preserve">1 </w:t>
+            </w:r>
+            <w:r>
+              <w:rPr>
+                <w:rFonts w:ascii="Consolas" w:hAnsi="Consolas"/>
+                <w:color w:val="1F6FEB"/>
+                <w:sz w:val="19"/>
+              </w:rPr>
+              <w:t>.xlsx</w:t>
+            </w:r>
+          </w:p>
+        </w:tc>
+        <w:tc>
+          <w:tcPr>
+            <w:tcW w:type="dxa" w:w="2160"/>
+          </w:tcPr>
+          <w:p>
+            <w:r/>
+            <w:r>
+              <w:rPr>
+                <w:rFonts w:ascii="Consolas" w:hAnsi="Consolas"/>
+                <w:color w:val="1F6FEB"/>
+                <w:sz w:val="19"/>
+              </w:rPr>
+              <w:t>docs/PREP_MAKLO_3Numeros.xlsx</w:t>
+            </w:r>
+          </w:p>
+        </w:tc>
+        <w:tc>
+          <w:tcPr>
+            <w:tcW w:type="dxa" w:w="2160"/>
+          </w:tcPr>
+          <w:p>
+            <w:r/>
+            <w:r>
+              <w:t>Preparación de negociación</w:t>
+            </w:r>
+          </w:p>
+        </w:tc>
+      </w:tr>
+      <w:tr>
+        <w:tc>
+          <w:tcPr>
+            <w:tcW w:type="dxa" w:w="2160"/>
+          </w:tcPr>
+          <w:p>
+            <w:r/>
+            <w:r>
+              <w:t xml:space="preserve">Datos </w:t>
+            </w:r>
+            <w:r>
+              <w:rPr>
+                <w:rFonts w:ascii="Consolas" w:hAnsi="Consolas"/>
+                <w:color w:val="1F6FEB"/>
+                <w:sz w:val="19"/>
+              </w:rPr>
+              <w:t>.json</w:t>
+            </w:r>
+            <w:r>
+              <w:t xml:space="preserve"> / </w:t>
+            </w:r>
+            <w:r>
+              <w:rPr>
+                <w:rFonts w:ascii="Consolas" w:hAnsi="Consolas"/>
+                <w:color w:val="1F6FEB"/>
+                <w:sz w:val="19"/>
+              </w:rPr>
+              <w:t>.csv</w:t>
+            </w:r>
+          </w:p>
+        </w:tc>
+        <w:tc>
+          <w:tcPr>
+            <w:tcW w:type="dxa" w:w="2160"/>
+          </w:tcPr>
+          <w:p>
+            <w:r/>
+            <w:r>
+              <w:t>4 + 4</w:t>
+            </w:r>
+          </w:p>
+        </w:tc>
+        <w:tc>
+          <w:tcPr>
+            <w:tcW w:type="dxa" w:w="2160"/>
+          </w:tcPr>
+          <w:p>
+            <w:r/>
+            <w:r>
+              <w:rPr>
+                <w:rFonts w:ascii="Consolas" w:hAnsi="Consolas"/>
+                <w:color w:val="1F6FEB"/>
+                <w:sz w:val="19"/>
+              </w:rPr>
+              <w:t>docs/</w:t>
+            </w:r>
+            <w:r>
+              <w:t xml:space="preserve">, </w:t>
+            </w:r>
+            <w:r>
+              <w:rPr>
+                <w:rFonts w:ascii="Consolas" w:hAnsi="Consolas"/>
+                <w:color w:val="1F6FEB"/>
+                <w:sz w:val="19"/>
+              </w:rPr>
+              <w:t>scripts/</w:t>
+            </w:r>
+          </w:p>
+        </w:tc>
+        <w:tc>
+          <w:tcPr>
+            <w:tcW w:type="dxa" w:w="2160"/>
+          </w:tcPr>
+          <w:p>
+            <w:r/>
+            <w:r>
+              <w:t>Parroquias, estudio de habitabilidad, plantillas de corredor</w:t>
+            </w:r>
+          </w:p>
+        </w:tc>
+      </w:tr>
+      <w:tr>
+        <w:tc>
+          <w:tcPr>
+            <w:tcW w:type="dxa" w:w="2160"/>
+          </w:tcPr>
+          <w:p>
+            <w:r/>
+            <w:r>
+              <w:rPr>
+                <w:b/>
+              </w:rPr>
+              <w:t>Vídeo</w:t>
+            </w:r>
+          </w:p>
+        </w:tc>
+        <w:tc>
+          <w:tcPr>
+            <w:tcW w:type="dxa" w:w="2160"/>
+          </w:tcPr>
+          <w:p>
+            <w:r/>
+            <w:r>
+              <w:rPr>
+                <w:b/>
+              </w:rPr>
+              <w:t>0</w:t>
+            </w:r>
+          </w:p>
+        </w:tc>
+        <w:tc>
+          <w:tcPr>
+            <w:tcW w:type="dxa" w:w="2160"/>
+          </w:tcPr>
+          <w:p>
+            <w:r/>
+            <w:r>
+              <w:t>—</w:t>
+            </w:r>
+          </w:p>
+        </w:tc>
+        <w:tc>
+          <w:tcPr>
+            <w:tcW w:type="dxa" w:w="2160"/>
+          </w:tcPr>
+          <w:p>
+            <w:r/>
+            <w:r>
+              <w:t xml:space="preserve">No hay ni un archivo de vídeo en el repositorio </w:t>
+            </w:r>
+            <w:r>
+              <w:rPr>
+                <w:rFonts w:ascii="Consolas" w:hAnsi="Consolas"/>
+                <w:color w:val="1F6FEB"/>
+                <w:sz w:val="19"/>
+              </w:rPr>
+              <w:t>[VERIFICADO]</w:t>
+            </w:r>
+          </w:p>
+        </w:tc>
+      </w:tr>
+      <w:tr>
+        <w:tc>
+          <w:tcPr>
+            <w:tcW w:type="dxa" w:w="2160"/>
+          </w:tcPr>
+          <w:p>
+            <w:r/>
+            <w:r>
+              <w:rPr>
+                <w:b/>
+              </w:rPr>
+              <w:t>Cuadernos (notebooks)</w:t>
+            </w:r>
+          </w:p>
+        </w:tc>
+        <w:tc>
+          <w:tcPr>
+            <w:tcW w:type="dxa" w:w="2160"/>
+          </w:tcPr>
+          <w:p>
+            <w:r/>
+            <w:r>
+              <w:rPr>
+                <w:b/>
+              </w:rPr>
+              <w:t>0</w:t>
+            </w:r>
+          </w:p>
+        </w:tc>
+        <w:tc>
+          <w:tcPr>
+            <w:tcW w:type="dxa" w:w="2160"/>
+          </w:tcPr>
+          <w:p>
+            <w:r/>
+            <w:r>
+              <w:t>—</w:t>
+            </w:r>
+          </w:p>
+        </w:tc>
+        <w:tc>
+          <w:tcPr>
+            <w:tcW w:type="dxa" w:w="2160"/>
+          </w:tcPr>
+          <w:p>
+            <w:r/>
+            <w:r>
+              <w:t xml:space="preserve">No hay </w:t>
+            </w:r>
+            <w:r>
+              <w:rPr>
+                <w:rFonts w:ascii="Consolas" w:hAnsi="Consolas"/>
+                <w:color w:val="1F6FEB"/>
+                <w:sz w:val="19"/>
+              </w:rPr>
+              <w:t>.ipynb</w:t>
+            </w:r>
+          </w:p>
+        </w:tc>
+      </w:tr>
+    </w:tbl>
+    <w:p>
+      <w:r>
+        <w:rPr>
+          <w:b/>
+        </w:rPr>
+        <w:t>Las 82 imágenes, por origen:</w:t>
+      </w:r>
+    </w:p>
+    <w:tbl>
+      <w:tblPr>
+        <w:tblStyle w:val="LightGrid-Accent1"/>
+        <w:tblW w:type="auto" w:w="0"/>
+        <w:jc w:val="center"/>
+        <w:tblLayout w:type="autofit"/>
+        <w:tblLook w:firstColumn="1" w:firstRow="1" w:lastColumn="0" w:lastRow="0" w:noHBand="0" w:noVBand="1" w:val="04A0"/>
+      </w:tblPr>
+      <w:tblGrid>
+        <w:gridCol w:w="2880"/>
+        <w:gridCol w:w="2880"/>
+        <w:gridCol w:w="2880"/>
+      </w:tblGrid>
+      <w:tr>
+        <w:trPr>
+          <w:tblHeader w:val="true"/>
+        </w:trPr>
+        <w:tc>
+          <w:tcPr>
+            <w:tcW w:type="dxa" w:w="2880"/>
+          </w:tcPr>
+          <w:p>
+            <w:r>
+              <w:rPr>
+                <w:b/>
+              </w:rPr>
+            </w:r>
+            <w:r>
+              <w:rPr>
+                <w:b/>
+              </w:rPr>
+              <w:t>Carpeta</w:t>
+            </w:r>
+          </w:p>
+        </w:tc>
+        <w:tc>
+          <w:tcPr>
+            <w:tcW w:type="dxa" w:w="2880"/>
+          </w:tcPr>
+          <w:p>
+            <w:r>
+              <w:rPr>
+                <w:b/>
+              </w:rPr>
+            </w:r>
+            <w:r>
+              <w:rPr>
+                <w:b/>
+              </w:rPr>
+              <w:t>Nº</w:t>
+            </w:r>
+          </w:p>
+        </w:tc>
+        <w:tc>
+          <w:tcPr>
+            <w:tcW w:type="dxa" w:w="2880"/>
+          </w:tcPr>
+          <w:p>
+            <w:r>
+              <w:rPr>
+                <w:b/>
+              </w:rPr>
+            </w:r>
+            <w:r>
+              <w:rPr>
+                <w:b/>
+              </w:rPr>
+              <w:t>Qué es</w:t>
+            </w:r>
+          </w:p>
+        </w:tc>
+      </w:tr>
+      <w:tr>
+        <w:tc>
+          <w:tcPr>
+            <w:tcW w:type="dxa" w:w="2880"/>
+          </w:tcPr>
+          <w:p>
+            <w:r/>
+            <w:r>
+              <w:rPr>
+                <w:rFonts w:ascii="Consolas" w:hAnsi="Consolas"/>
+                <w:color w:val="1F6FEB"/>
+                <w:sz w:val="19"/>
+              </w:rPr>
+              <w:t>docs/branding/cred-reference/screenshots/</w:t>
+            </w:r>
+          </w:p>
+        </w:tc>
+        <w:tc>
+          <w:tcPr>
+            <w:tcW w:type="dxa" w:w="2880"/>
+          </w:tcPr>
+          <w:p>
+            <w:r/>
+            <w:r>
+              <w:rPr>
+                <w:b/>
+              </w:rPr>
+              <w:t>24</w:t>
+            </w:r>
+          </w:p>
+        </w:tc>
+        <w:tc>
+          <w:tcPr>
+            <w:tcW w:type="dxa" w:w="2880"/>
+          </w:tcPr>
+          <w:p>
+            <w:r/>
+            <w:r>
+              <w:rPr>
+                <w:b/>
+              </w:rPr>
+              <w:t>Captura competitiva de cred.club</w:t>
+            </w:r>
+            <w:r>
+              <w:t xml:space="preserve"> (ver A.4)</w:t>
+            </w:r>
+          </w:p>
+        </w:tc>
+      </w:tr>
+      <w:tr>
+        <w:tc>
+          <w:tcPr>
+            <w:tcW w:type="dxa" w:w="2880"/>
+          </w:tcPr>
+          <w:p>
+            <w:r/>
+            <w:r>
+              <w:rPr>
+                <w:rFonts w:ascii="Consolas" w:hAnsi="Consolas"/>
+                <w:color w:val="1F6FEB"/>
+                <w:sz w:val="19"/>
+              </w:rPr>
+              <w:t>logo/</w:t>
+            </w:r>
+            <w:r>
+              <w:t xml:space="preserve"> + </w:t>
+            </w:r>
+            <w:r>
+              <w:rPr>
+                <w:rFonts w:ascii="Consolas" w:hAnsi="Consolas"/>
+                <w:color w:val="1F6FEB"/>
+                <w:sz w:val="19"/>
+              </w:rPr>
+              <w:t>Contexto_AI_Brand/logo/</w:t>
+            </w:r>
+          </w:p>
+        </w:tc>
+        <w:tc>
+          <w:tcPr>
+            <w:tcW w:type="dxa" w:w="2880"/>
+          </w:tcPr>
+          <w:p>
+            <w:r/>
+            <w:r>
+              <w:t>22</w:t>
+            </w:r>
+          </w:p>
+        </w:tc>
+        <w:tc>
+          <w:tcPr>
+            <w:tcW w:type="dxa" w:w="2880"/>
+          </w:tcPr>
+          <w:p>
+            <w:r/>
+            <w:r>
+              <w:t xml:space="preserve">Los mismos 11 SVG, </w:t>
+            </w:r>
+            <w:r>
+              <w:rPr>
+                <w:b/>
+              </w:rPr>
+              <w:t>duplicados exactos</w:t>
+            </w:r>
+          </w:p>
+        </w:tc>
+      </w:tr>
+      <w:tr>
+        <w:tc>
+          <w:tcPr>
+            <w:tcW w:type="dxa" w:w="2880"/>
+          </w:tcPr>
+          <w:p>
+            <w:r/>
+            <w:r>
+              <w:rPr>
+                <w:rFonts w:ascii="Consolas" w:hAnsi="Consolas"/>
+                <w:color w:val="1F6FEB"/>
+                <w:sz w:val="19"/>
+              </w:rPr>
+              <w:t>contenido/despachos/visuals/</w:t>
+            </w:r>
+          </w:p>
+        </w:tc>
+        <w:tc>
+          <w:tcPr>
+            <w:tcW w:type="dxa" w:w="2880"/>
+          </w:tcPr>
+          <w:p>
+            <w:r/>
+            <w:r>
+              <w:t>10</w:t>
+            </w:r>
+          </w:p>
+        </w:tc>
+        <w:tc>
+          <w:tcPr>
+            <w:tcW w:type="dxa" w:w="2880"/>
+          </w:tcPr>
+          <w:p>
+            <w:r/>
+            <w:r>
+              <w:t>Portadas de LinkedIn generadas por script</w:t>
+            </w:r>
+          </w:p>
+        </w:tc>
+      </w:tr>
+      <w:tr>
+        <w:tc>
+          <w:tcPr>
+            <w:tcW w:type="dxa" w:w="2880"/>
+          </w:tcPr>
+          <w:p>
+            <w:r/>
+            <w:r>
+              <w:rPr>
+                <w:rFonts w:ascii="Consolas" w:hAnsi="Consolas"/>
+                <w:color w:val="1F6FEB"/>
+                <w:sz w:val="19"/>
+              </w:rPr>
+              <w:t>frontend/public/</w:t>
+            </w:r>
+            <w:r>
+              <w:t xml:space="preserve"> + </w:t>
+            </w:r>
+            <w:r>
+              <w:rPr>
+                <w:rFonts w:ascii="Consolas" w:hAnsi="Consolas"/>
+                <w:color w:val="1F6FEB"/>
+                <w:sz w:val="19"/>
+              </w:rPr>
+              <w:t>src/assets/</w:t>
+            </w:r>
+          </w:p>
+        </w:tc>
+        <w:tc>
+          <w:tcPr>
+            <w:tcW w:type="dxa" w:w="2880"/>
+          </w:tcPr>
+          <w:p>
+            <w:r/>
+            <w:r>
+              <w:t>12</w:t>
+            </w:r>
+          </w:p>
+        </w:tc>
+        <w:tc>
+          <w:tcPr>
+            <w:tcW w:type="dxa" w:w="2880"/>
+          </w:tcPr>
+          <w:p>
+            <w:r/>
+            <w:r>
+              <w:t>Iconos de la PWA, hero, esfera</w:t>
+            </w:r>
+          </w:p>
+        </w:tc>
+      </w:tr>
+      <w:tr>
+        <w:tc>
+          <w:tcPr>
+            <w:tcW w:type="dxa" w:w="2880"/>
+          </w:tcPr>
+          <w:p>
+            <w:r/>
+            <w:r>
+              <w:rPr>
+                <w:rFonts w:ascii="Consolas" w:hAnsi="Consolas"/>
+                <w:color w:val="1F6FEB"/>
+                <w:sz w:val="19"/>
+              </w:rPr>
+              <w:t>docs/branding/</w:t>
+            </w:r>
+          </w:p>
+        </w:tc>
+        <w:tc>
+          <w:tcPr>
+            <w:tcW w:type="dxa" w:w="2880"/>
+          </w:tcPr>
+          <w:p>
+            <w:r/>
+            <w:r>
+              <w:t>8</w:t>
+            </w:r>
+          </w:p>
+        </w:tc>
+        <w:tc>
+          <w:tcPr>
+            <w:tcW w:type="dxa" w:w="2880"/>
+          </w:tcPr>
+          <w:p>
+            <w:r/>
+            <w:r>
+              <w:t>Banners y portadas de artículo</w:t>
+            </w:r>
+          </w:p>
+        </w:tc>
+      </w:tr>
+      <w:tr>
+        <w:tc>
+          <w:tcPr>
+            <w:tcW w:type="dxa" w:w="2880"/>
+          </w:tcPr>
+          <w:p>
+            <w:r/>
+            <w:r>
+              <w:rPr>
+                <w:rFonts w:ascii="Consolas" w:hAnsi="Consolas"/>
+                <w:color w:val="1F6FEB"/>
+                <w:sz w:val="19"/>
+              </w:rPr>
+              <w:t>docs/deck_src/</w:t>
+            </w:r>
+          </w:p>
+        </w:tc>
+        <w:tc>
+          <w:tcPr>
+            <w:tcW w:type="dxa" w:w="2880"/>
+          </w:tcPr>
+          <w:p>
+            <w:r/>
+            <w:r>
+              <w:t>5</w:t>
+            </w:r>
+          </w:p>
+        </w:tc>
+        <w:tc>
+          <w:tcPr>
+            <w:tcW w:type="dxa" w:w="2880"/>
+          </w:tcPr>
+          <w:p>
+            <w:r/>
+            <w:r>
+              <w:t xml:space="preserve">Arte del deck, </w:t>
+            </w:r>
+            <w:r>
+              <w:rPr>
+                <w:b/>
+              </w:rPr>
+              <w:t>generado por código</w:t>
+            </w:r>
+            <w:r>
+              <w:t xml:space="preserve"> (</w:t>
+            </w:r>
+            <w:r>
+              <w:rPr>
+                <w:rFonts w:ascii="Consolas" w:hAnsi="Consolas"/>
+                <w:color w:val="1F6FEB"/>
+                <w:sz w:val="19"/>
+              </w:rPr>
+              <w:t>gen_assets.py</w:t>
+            </w:r>
+            <w:r>
+              <w:t>)</w:t>
+            </w:r>
+          </w:p>
+        </w:tc>
+      </w:tr>
+    </w:tbl>
+    <w:p>
+      <w:pPr>
+        <w:pStyle w:val="Heading1"/>
+      </w:pPr>
+      <w:r>
+        <w:t>A.2 🔴 El hallazgo mayor: existe un SEGUNDO producto, con nombre y precio</w:t>
+      </w:r>
+    </w:p>
+    <w:p>
+      <w:r>
+        <w:rPr>
+          <w:rFonts w:ascii="Consolas" w:hAnsi="Consolas"/>
+          <w:color w:val="1F6FEB"/>
+          <w:sz w:val="19"/>
+        </w:rPr>
+        <w:t>lanzamiento-pyme/</w:t>
+      </w:r>
+      <w:r>
+        <w:t xml:space="preserve"> no es material suelto. Es </w:t>
+      </w:r>
+      <w:r>
+        <w:rPr>
+          <w:b/>
+        </w:rPr>
+        <w:t>una línea de negocio entera, decidida por el fundador, con marca, precio, prototipos y su propio red-team</w:t>
+      </w:r>
+      <w:r>
+        <w:t xml:space="preserve"> — y </w:t>
+      </w:r>
+      <w:r>
+        <w:rPr>
+          <w:b/>
+        </w:rPr>
+        <w:t>no aparece en ninguna parte del código ni de los datos</w:t>
+      </w:r>
+      <w:r>
+        <w:t>.</w:t>
+      </w:r>
+    </w:p>
+    <w:p>
+      <w:r>
+        <w:rPr>
+          <w:b/>
+        </w:rPr>
+        <w:t>Qué es:</w:t>
+      </w:r>
+      <w:r>
+        <w:t xml:space="preserve"> *"Shopify inmobiliario"* — storefronts (tiendas online) para inmobiliarias PYME de Quito, con el motor de Contexto debajo. El pitch lo llama textualmente </w:t>
+      </w:r>
+      <w:r>
+        <w:rPr>
+          <w:b/>
+        </w:rPr>
+        <w:t>"el caballo de Troya"</w:t>
+      </w:r>
+      <w:r>
+        <w:t xml:space="preserve">: la página bonita por fuera, la verdad verificada por dentro. </w:t>
+      </w:r>
+      <w:r>
+        <w:rPr>
+          <w:rFonts w:ascii="Consolas" w:hAnsi="Consolas"/>
+          <w:color w:val="1F6FEB"/>
+          <w:sz w:val="19"/>
+        </w:rPr>
+        <w:t xml:space="preserve">[VERIFICADO — </w:t>
+      </w:r>
+      <w:r>
+        <w:t>lanzamiento-pyme/pitch-onepager.md</w:t>
+      </w:r>
+      <w:r>
+        <w:rPr>
+          <w:rFonts w:ascii="Consolas" w:hAnsi="Consolas"/>
+          <w:color w:val="1F6FEB"/>
+          <w:sz w:val="19"/>
+        </w:rPr>
+        <w:t>]</w:t>
+      </w:r>
+    </w:p>
+    <w:p>
+      <w:r>
+        <w:rPr>
+          <w:b/>
+        </w:rPr>
+        <w:t>Decisiones del fundador ya tomadas</w:t>
+      </w:r>
+      <w:r>
+        <w:t xml:space="preserve"> </w:t>
+      </w:r>
+      <w:r>
+        <w:rPr>
+          <w:rFonts w:ascii="Consolas" w:hAnsi="Consolas"/>
+          <w:color w:val="1F6FEB"/>
+          <w:sz w:val="19"/>
+        </w:rPr>
+        <w:t>[VERIFICADO]</w:t>
+      </w:r>
+      <w:r>
+        <w:t>:</w:t>
+      </w:r>
+    </w:p>
+    <w:tbl>
+      <w:tblPr>
+        <w:tblStyle w:val="LightGrid-Accent1"/>
+        <w:tblW w:type="auto" w:w="0"/>
+        <w:jc w:val="center"/>
+        <w:tblLayout w:type="autofit"/>
+        <w:tblLook w:firstColumn="1" w:firstRow="1" w:lastColumn="0" w:lastRow="0" w:noHBand="0" w:noVBand="1" w:val="04A0"/>
+      </w:tblPr>
+      <w:tblGrid>
+        <w:gridCol w:w="2880"/>
+        <w:gridCol w:w="2880"/>
+        <w:gridCol w:w="2880"/>
+      </w:tblGrid>
+      <w:tr>
+        <w:trPr>
+          <w:tblHeader w:val="true"/>
+        </w:trPr>
+        <w:tc>
+          <w:tcPr>
+            <w:tcW w:type="dxa" w:w="2880"/>
+          </w:tcPr>
+          <w:p>
+            <w:r>
+              <w:rPr>
+                <w:b/>
+              </w:rPr>
+            </w:r>
+            <w:r>
+              <w:rPr>
+                <w:b/>
+              </w:rPr>
+              <w:t>Fecha</w:t>
+            </w:r>
+          </w:p>
+        </w:tc>
+        <w:tc>
+          <w:tcPr>
+            <w:tcW w:type="dxa" w:w="2880"/>
+          </w:tcPr>
+          <w:p>
+            <w:r>
+              <w:rPr>
+                <w:b/>
+              </w:rPr>
+            </w:r>
+            <w:r>
+              <w:rPr>
+                <w:b/>
+              </w:rPr>
+              <w:t>Decisión</w:t>
+            </w:r>
+          </w:p>
+        </w:tc>
+        <w:tc>
+          <w:tcPr>
+            <w:tcW w:type="dxa" w:w="2880"/>
+          </w:tcPr>
+          <w:p>
+            <w:r>
+              <w:rPr>
+                <w:b/>
+              </w:rPr>
+            </w:r>
+            <w:r>
+              <w:rPr>
+                <w:b/>
+              </w:rPr>
+              <w:t>Dónde consta</w:t>
+            </w:r>
+          </w:p>
+        </w:tc>
+      </w:tr>
+      <w:tr>
+        <w:tc>
+          <w:tcPr>
+            <w:tcW w:type="dxa" w:w="2880"/>
+          </w:tcPr>
+          <w:p>
+            <w:r/>
+            <w:r>
+              <w:t>2026-07-09</w:t>
+            </w:r>
+          </w:p>
+        </w:tc>
+        <w:tc>
+          <w:tcPr>
+            <w:tcW w:type="dxa" w:w="2880"/>
+          </w:tcPr>
+          <w:p>
+            <w:r/>
+            <w:r>
+              <w:rPr>
+                <w:b/>
+              </w:rPr>
+              <w:t>Nombre: `AuraReal`</w:t>
+            </w:r>
+            <w:r>
+              <w:t xml:space="preserve"> (pendiente registro SENADI)</w:t>
+            </w:r>
+          </w:p>
+        </w:tc>
+        <w:tc>
+          <w:tcPr>
+            <w:tcW w:type="dxa" w:w="2880"/>
+          </w:tcPr>
+          <w:p>
+            <w:r/>
+            <w:r>
+              <w:rPr>
+                <w:rFonts w:ascii="Consolas" w:hAnsi="Consolas"/>
+                <w:color w:val="1F6FEB"/>
+                <w:sz w:val="19"/>
+              </w:rPr>
+              <w:t>naming.md</w:t>
+            </w:r>
+            <w:r>
+              <w:t xml:space="preserve">, </w:t>
+            </w:r>
+            <w:r>
+              <w:rPr>
+                <w:rFonts w:ascii="Consolas" w:hAnsi="Consolas"/>
+                <w:color w:val="1F6FEB"/>
+                <w:sz w:val="19"/>
+              </w:rPr>
+              <w:t>pitch-onepager.md</w:t>
+            </w:r>
+          </w:p>
+        </w:tc>
+      </w:tr>
+      <w:tr>
+        <w:tc>
+          <w:tcPr>
+            <w:tcW w:type="dxa" w:w="2880"/>
+          </w:tcPr>
+          <w:p>
+            <w:r/>
+            <w:r>
+              <w:t>2026-07-09</w:t>
+            </w:r>
+          </w:p>
+        </w:tc>
+        <w:tc>
+          <w:tcPr>
+            <w:tcW w:type="dxa" w:w="2880"/>
+          </w:tcPr>
+          <w:p>
+            <w:r/>
+            <w:r>
+              <w:rPr>
+                <w:b/>
+              </w:rPr>
+              <w:t>"El 360 ES el producto"</w:t>
+            </w:r>
+            <w:r>
+              <w:t xml:space="preserve"> — la monetización es un SaaS mensual, no un fee por lead</w:t>
+            </w:r>
+          </w:p>
+        </w:tc>
+        <w:tc>
+          <w:tcPr>
+            <w:tcW w:type="dxa" w:w="2880"/>
+          </w:tcPr>
+          <w:p>
+            <w:r/>
+            <w:r>
+              <w:rPr>
+                <w:rFonts w:ascii="Consolas" w:hAnsi="Consolas"/>
+                <w:color w:val="1F6FEB"/>
+                <w:sz w:val="19"/>
+              </w:rPr>
+              <w:t>pricing-detalle.md</w:t>
+            </w:r>
+          </w:p>
+        </w:tc>
+      </w:tr>
+      <w:tr>
+        <w:tc>
+          <w:tcPr>
+            <w:tcW w:type="dxa" w:w="2880"/>
+          </w:tcPr>
+          <w:p>
+            <w:r/>
+            <w:r>
+              <w:t>2026-07-09</w:t>
+            </w:r>
+          </w:p>
+        </w:tc>
+        <w:tc>
+          <w:tcPr>
+            <w:tcW w:type="dxa" w:w="2880"/>
+          </w:tcPr>
+          <w:p>
+            <w:r/>
+            <w:r>
+              <w:rPr>
+                <w:b/>
+              </w:rPr>
+              <w:t>Luz verde a la Fase 1</w:t>
+            </w:r>
+            <w:r>
+              <w:t xml:space="preserve"> (piloto manual con 1-3 inmobiliarias)</w:t>
+            </w:r>
+          </w:p>
+        </w:tc>
+        <w:tc>
+          <w:tcPr>
+            <w:tcW w:type="dxa" w:w="2880"/>
+          </w:tcPr>
+          <w:p>
+            <w:r/>
+            <w:r>
+              <w:rPr>
+                <w:rFonts w:ascii="Consolas" w:hAnsi="Consolas"/>
+                <w:color w:val="1F6FEB"/>
+                <w:sz w:val="19"/>
+              </w:rPr>
+              <w:t>FASE1_PILOTO.md</w:t>
+            </w:r>
+          </w:p>
+        </w:tc>
+      </w:tr>
+      <w:tr>
+        <w:tc>
+          <w:tcPr>
+            <w:tcW w:type="dxa" w:w="2880"/>
+          </w:tcPr>
+          <w:p>
+            <w:r/>
+            <w:r>
+              <w:t>2026-07-09</w:t>
+            </w:r>
+          </w:p>
+        </w:tc>
+        <w:tc>
+          <w:tcPr>
+            <w:tcW w:type="dxa" w:w="2880"/>
+          </w:tcPr>
+          <w:p>
+            <w:r/>
+            <w:r>
+              <w:t>La escalera colapsa a 3 escalones: tienda $0 → 360 SaaS → inmobiliaria</w:t>
+            </w:r>
+          </w:p>
+        </w:tc>
+        <w:tc>
+          <w:tcPr>
+            <w:tcW w:type="dxa" w:w="2880"/>
+          </w:tcPr>
+          <w:p>
+            <w:r/>
+            <w:r>
+              <w:rPr>
+                <w:rFonts w:ascii="Consolas" w:hAnsi="Consolas"/>
+                <w:color w:val="1F6FEB"/>
+                <w:sz w:val="19"/>
+              </w:rPr>
+              <w:t>pricing-detalle.md</w:t>
+            </w:r>
+          </w:p>
+        </w:tc>
+      </w:tr>
+    </w:tbl>
+    <w:p>
+      <w:r>
+        <w:rPr>
+          <w:b/>
+        </w:rPr>
+        <w:t>Los artefactos:</w:t>
+      </w:r>
+      <w:r>
+        <w:t xml:space="preserve"> un torneo de 12 nombres con chequeo de dominio y colisiones; un pitch one-pager; un detalle de pricing con unit economics y tres experimentos; un guion de demo; una convocatoria al piloto; un prompt maestro para generar la landing en Lovable; y </w:t>
+      </w:r>
+      <w:r>
+        <w:rPr>
+          <w:b/>
+        </w:rPr>
+        <w:t>145 KB de prototipos HTML</w:t>
+      </w:r>
+      <w:r>
+        <w:t xml:space="preserve"> (</w:t>
+      </w:r>
+      <w:r>
+        <w:rPr>
+          <w:rFonts w:ascii="Consolas" w:hAnsi="Consolas"/>
+          <w:color w:val="1F6FEB"/>
+          <w:sz w:val="19"/>
+        </w:rPr>
+        <w:t>landing.html</w:t>
+      </w:r>
+      <w:r>
+        <w:t xml:space="preserve">, </w:t>
+      </w:r>
+      <w:r>
+        <w:rPr>
+          <w:rFonts w:ascii="Consolas" w:hAnsi="Consolas"/>
+          <w:color w:val="1F6FEB"/>
+          <w:sz w:val="19"/>
+        </w:rPr>
+        <w:t>landing-v2.html</w:t>
+      </w:r>
+      <w:r>
+        <w:t xml:space="preserve">, </w:t>
+      </w:r>
+      <w:r>
+        <w:rPr>
+          <w:rFonts w:ascii="Consolas" w:hAnsi="Consolas"/>
+          <w:color w:val="1F6FEB"/>
+          <w:sz w:val="19"/>
+        </w:rPr>
+        <w:t>storefront-demo.html</w:t>
+      </w:r>
+      <w:r>
+        <w:t xml:space="preserve">, </w:t>
+      </w:r>
+      <w:r>
+        <w:rPr>
+          <w:rFonts w:ascii="Consolas" w:hAnsi="Consolas"/>
+          <w:color w:val="1F6FEB"/>
+          <w:sz w:val="19"/>
+        </w:rPr>
+        <w:t>recap.html</w:t>
+      </w:r>
+      <w:r>
+        <w:t>).</w:t>
+      </w:r>
+    </w:p>
+    <w:p>
+      <w:r>
+        <w:rPr>
+          <w:b/>
+        </w:rPr>
+        <w:t>Estado real, en datos:</w:t>
+      </w:r>
+      <w:r>
+        <w:t xml:space="preserve"> la tabla </w:t>
+      </w:r>
+      <w:r>
+        <w:rPr>
+          <w:rFonts w:ascii="Consolas" w:hAnsi="Consolas"/>
+          <w:color w:val="1F6FEB"/>
+          <w:sz w:val="19"/>
+        </w:rPr>
+        <w:t>agencies</w:t>
+      </w:r>
+      <w:r>
+        <w:t xml:space="preserve"> tiene </w:t>
+      </w:r>
+      <w:r>
+        <w:rPr>
+          <w:b/>
+        </w:rPr>
+        <w:t>0 filas</w:t>
+      </w:r>
+      <w:r>
+        <w:t xml:space="preserve">, </w:t>
+      </w:r>
+      <w:r>
+        <w:rPr>
+          <w:rFonts w:ascii="Consolas" w:hAnsi="Consolas"/>
+          <w:color w:val="1F6FEB"/>
+          <w:sz w:val="19"/>
+        </w:rPr>
+        <w:t>owner_agency_id</w:t>
+      </w:r>
+      <w:r>
+        <w:t xml:space="preserve"> es nulo en los 40 activos, y no hay ninguna tienda desplegada. </w:t>
+      </w:r>
+      <w:r>
+        <w:rPr>
+          <w:b/>
+        </w:rPr>
+        <w:t>La luz verde es del 9 de julio; seis semanas después no hay una sola inmobiliaria en el sistema.</w:t>
+      </w:r>
+      <w:r>
+        <w:t xml:space="preserve"> </w:t>
+      </w:r>
+      <w:r>
+        <w:rPr>
+          <w:rFonts w:ascii="Consolas" w:hAnsi="Consolas"/>
+          <w:color w:val="1F6FEB"/>
+          <w:sz w:val="19"/>
+        </w:rPr>
+        <w:t>[VERIFICADO]</w:t>
+      </w:r>
+    </w:p>
+    <w:p>
+      <w:r>
+        <w:rPr>
+          <w:b/>
+        </w:rPr>
+        <w:t>Tres nombres conviviendo en los artefactos</w:t>
+      </w:r>
+      <w:r>
+        <w:t xml:space="preserve"> — el prototipo no siguió a la decisión:</w:t>
+      </w:r>
+    </w:p>
+    <w:tbl>
+      <w:tblPr>
+        <w:tblStyle w:val="LightGrid-Accent1"/>
+        <w:tblW w:type="auto" w:w="0"/>
+        <w:jc w:val="center"/>
+        <w:tblLayout w:type="autofit"/>
+        <w:tblLook w:firstColumn="1" w:firstRow="1" w:lastColumn="0" w:lastRow="0" w:noHBand="0" w:noVBand="1" w:val="04A0"/>
+      </w:tblPr>
+      <w:tblGrid>
+        <w:gridCol w:w="4320"/>
+        <w:gridCol w:w="4320"/>
+      </w:tblGrid>
+      <w:tr>
+        <w:trPr>
+          <w:tblHeader w:val="true"/>
+        </w:trPr>
+        <w:tc>
+          <w:tcPr>
+            <w:tcW w:type="dxa" w:w="4320"/>
+          </w:tcPr>
+          <w:p>
+            <w:r>
+              <w:rPr>
+                <w:b/>
+              </w:rPr>
+            </w:r>
+            <w:r>
+              <w:rPr>
+                <w:b/>
+              </w:rPr>
+              <w:t>Artefacto</w:t>
+            </w:r>
+          </w:p>
+        </w:tc>
+        <w:tc>
+          <w:tcPr>
+            <w:tcW w:type="dxa" w:w="4320"/>
+          </w:tcPr>
+          <w:p>
+            <w:r>
+              <w:rPr>
+                <w:b/>
+              </w:rPr>
+            </w:r>
+            <w:r>
+              <w:rPr>
+                <w:b/>
+              </w:rPr>
+              <w:t>Nombre que usa</w:t>
+            </w:r>
+          </w:p>
+        </w:tc>
+      </w:tr>
+      <w:tr>
+        <w:tc>
+          <w:tcPr>
+            <w:tcW w:type="dxa" w:w="4320"/>
+          </w:tcPr>
+          <w:p>
+            <w:r/>
+            <w:r>
+              <w:rPr>
+                <w:rFonts w:ascii="Consolas" w:hAnsi="Consolas"/>
+                <w:color w:val="1F6FEB"/>
+                <w:sz w:val="19"/>
+              </w:rPr>
+              <w:t>storefront-demo.html</w:t>
+            </w:r>
+            <w:r>
+              <w:t xml:space="preserve"> (título)</w:t>
+            </w:r>
+          </w:p>
+        </w:tc>
+        <w:tc>
+          <w:tcPr>
+            <w:tcW w:type="dxa" w:w="4320"/>
+          </w:tcPr>
+          <w:p>
+            <w:r/>
+            <w:r>
+              <w:rPr>
+                <w:b/>
+              </w:rPr>
+              <w:t>Cimiento</w:t>
+            </w:r>
+            <w:r>
+              <w:t xml:space="preserve"> ← el provisional, descartado el 09-jul</w:t>
+            </w:r>
+          </w:p>
+        </w:tc>
+      </w:tr>
+      <w:tr>
+        <w:tc>
+          <w:tcPr>
+            <w:tcW w:type="dxa" w:w="4320"/>
+          </w:tcPr>
+          <w:p>
+            <w:r/>
+            <w:r>
+              <w:rPr>
+                <w:rFonts w:ascii="Consolas" w:hAnsi="Consolas"/>
+                <w:color w:val="1F6FEB"/>
+                <w:sz w:val="19"/>
+              </w:rPr>
+              <w:t>landing.html</w:t>
+            </w:r>
+            <w:r>
+              <w:t xml:space="preserve">, </w:t>
+            </w:r>
+            <w:r>
+              <w:rPr>
+                <w:rFonts w:ascii="Consolas" w:hAnsi="Consolas"/>
+                <w:color w:val="1F6FEB"/>
+                <w:sz w:val="19"/>
+              </w:rPr>
+              <w:t>landing-v2.html</w:t>
+            </w:r>
+            <w:r>
+              <w:t xml:space="preserve"> (título)</w:t>
+            </w:r>
+          </w:p>
+        </w:tc>
+        <w:tc>
+          <w:tcPr>
+            <w:tcW w:type="dxa" w:w="4320"/>
+          </w:tcPr>
+          <w:p>
+            <w:r/>
+            <w:r>
+              <w:rPr>
+                <w:b/>
+              </w:rPr>
+              <w:t>Aura</w:t>
+            </w:r>
+          </w:p>
+        </w:tc>
+      </w:tr>
+      <w:tr>
+        <w:tc>
+          <w:tcPr>
+            <w:tcW w:type="dxa" w:w="4320"/>
+          </w:tcPr>
+          <w:p>
+            <w:r/>
+            <w:r>
+              <w:rPr>
+                <w:rFonts w:ascii="Consolas" w:hAnsi="Consolas"/>
+                <w:color w:val="1F6FEB"/>
+                <w:sz w:val="19"/>
+              </w:rPr>
+              <w:t>recap.html</w:t>
+            </w:r>
+            <w:r>
+              <w:t xml:space="preserve">, </w:t>
+            </w:r>
+            <w:r>
+              <w:rPr>
+                <w:rFonts w:ascii="Consolas" w:hAnsi="Consolas"/>
+                <w:color w:val="1F6FEB"/>
+                <w:sz w:val="19"/>
+              </w:rPr>
+              <w:t>pitch-onepager.md</w:t>
+            </w:r>
+            <w:r>
+              <w:t xml:space="preserve">, </w:t>
+            </w:r>
+            <w:r>
+              <w:rPr>
+                <w:rFonts w:ascii="Consolas" w:hAnsi="Consolas"/>
+                <w:color w:val="1F6FEB"/>
+                <w:sz w:val="19"/>
+              </w:rPr>
+              <w:t>pricing-detalle.md</w:t>
+            </w:r>
+          </w:p>
+        </w:tc>
+        <w:tc>
+          <w:tcPr>
+            <w:tcW w:type="dxa" w:w="4320"/>
+          </w:tcPr>
+          <w:p>
+            <w:r/>
+            <w:r>
+              <w:rPr>
+                <w:b/>
+              </w:rPr>
+              <w:t>AuraReal</w:t>
+            </w:r>
+            <w:r>
+              <w:t xml:space="preserve"> ← la decisión vigente</w:t>
+            </w:r>
+          </w:p>
+        </w:tc>
+      </w:tr>
+    </w:tbl>
+    <w:p>
+      <w:pPr>
+        <w:pStyle w:val="Heading1"/>
+      </w:pPr>
+      <w:r>
+        <w:t>A.3 🟢 El activo no-código más valioso: el red-team contra la propia tesis</w:t>
+      </w:r>
+    </w:p>
+    <w:p>
+      <w:r>
+        <w:rPr>
+          <w:rFonts w:ascii="Consolas" w:hAnsi="Consolas"/>
+          <w:color w:val="1F6FEB"/>
+          <w:sz w:val="19"/>
+        </w:rPr>
+        <w:t>lanzamiento-pyme/red-team.md</w:t>
+      </w:r>
+      <w:r>
+        <w:t xml:space="preserve"> es, con diferencia, </w:t>
+      </w:r>
+      <w:r>
+        <w:rPr>
+          <w:b/>
+        </w:rPr>
+        <w:t>el documento más valioso del repositorio para la conversación que viene</w:t>
+      </w:r>
+      <w:r>
+        <w:t xml:space="preserve"> — porque el proyecto ya intentó destruir su propia tesis y dejó por escrito dónde se rompe.</w:t>
+      </w:r>
+    </w:p>
+    <w:p>
+      <w:r>
+        <w:t xml:space="preserve">15 hallazgos, </w:t>
+      </w:r>
+      <w:r>
+        <w:rPr>
+          <w:b/>
+        </w:rPr>
+        <w:t>6 críticos, todos marcados como aplicados</w:t>
+      </w:r>
+      <w:r>
+        <w:t>. Los cuatro que atacan el foso:</w:t>
+      </w:r>
+    </w:p>
+    <w:tbl>
+      <w:tblPr>
+        <w:tblStyle w:val="LightGrid-Accent1"/>
+        <w:tblW w:type="auto" w:w="0"/>
+        <w:jc w:val="center"/>
+        <w:tblLayout w:type="autofit"/>
+        <w:tblLook w:firstColumn="1" w:firstRow="1" w:lastColumn="0" w:lastRow="0" w:noHBand="0" w:noVBand="1" w:val="04A0"/>
+      </w:tblPr>
+      <w:tblGrid>
+        <w:gridCol w:w="2880"/>
+        <w:gridCol w:w="2880"/>
+        <w:gridCol w:w="2880"/>
+      </w:tblGrid>
+      <w:tr>
+        <w:trPr>
+          <w:tblHeader w:val="true"/>
+        </w:trPr>
+        <w:tc>
+          <w:tcPr>
+            <w:tcW w:type="dxa" w:w="2880"/>
+          </w:tcPr>
+          <w:p>
+            <w:r>
+              <w:rPr>
+                <w:b/>
+              </w:rPr>
+            </w:r>
+            <w:r>
+              <w:rPr>
+                <w:b/>
+              </w:rPr>
+              <w:t>#</w:t>
+            </w:r>
+          </w:p>
+        </w:tc>
+        <w:tc>
+          <w:tcPr>
+            <w:tcW w:type="dxa" w:w="2880"/>
+          </w:tcPr>
+          <w:p>
+            <w:r>
+              <w:rPr>
+                <w:b/>
+              </w:rPr>
+            </w:r>
+            <w:r>
+              <w:rPr>
+                <w:b/>
+              </w:rPr>
+              <w:t>Hallazgo (literal)</w:t>
+            </w:r>
+          </w:p>
+        </w:tc>
+        <w:tc>
+          <w:tcPr>
+            <w:tcW w:type="dxa" w:w="2880"/>
+          </w:tcPr>
+          <w:p>
+            <w:r>
+              <w:rPr>
+                <w:b/>
+              </w:rPr>
+            </w:r>
+            <w:r>
+              <w:rPr>
+                <w:b/>
+              </w:rPr>
+              <w:t>Por qué importa</w:t>
+            </w:r>
+          </w:p>
+        </w:tc>
+      </w:tr>
+      <w:tr>
+        <w:tc>
+          <w:tcPr>
+            <w:tcW w:type="dxa" w:w="2880"/>
+          </w:tcPr>
+          <w:p>
+            <w:r/>
+            <w:r>
+              <w:rPr>
+                <w:b/>
+              </w:rPr>
+              <w:t>C-9</w:t>
+            </w:r>
+          </w:p>
+        </w:tc>
+        <w:tc>
+          <w:tcPr>
+            <w:tcW w:type="dxa" w:w="2880"/>
+          </w:tcPr>
+          <w:p>
+            <w:r/>
+            <w:r>
+              <w:t>*"el foso se autodestruye: el dato verificado es del corredor (portable)... el corredor puede volcar ese mismo dato en un storefront competidor mañana"*</w:t>
+            </w:r>
+          </w:p>
+        </w:tc>
+        <w:tc>
+          <w:tcPr>
+            <w:tcW w:type="dxa" w:w="2880"/>
+          </w:tcPr>
+          <w:p>
+            <w:r/>
+            <w:r>
+              <w:rPr>
+                <w:b/>
+              </w:rPr>
+              <w:t>Ataca el activo nº 1 de esta auditoría.</w:t>
+            </w:r>
+            <w:r>
+              <w:t xml:space="preserve"> Si el dato verificado es del corredor y es portable, no es foso: es inventario prestado.</w:t>
+            </w:r>
+          </w:p>
+        </w:tc>
+      </w:tr>
+      <w:tr>
+        <w:tc>
+          <w:tcPr>
+            <w:tcW w:type="dxa" w:w="2880"/>
+          </w:tcPr>
+          <w:p>
+            <w:r/>
+            <w:r>
+              <w:rPr>
+                <w:b/>
+              </w:rPr>
+              <w:t>C-10</w:t>
+            </w:r>
+          </w:p>
+        </w:tc>
+        <w:tc>
+          <w:tcPr>
+            <w:tcW w:type="dxa" w:w="2880"/>
+          </w:tcPr>
+          <w:p>
+            <w:r/>
+            <w:r>
+              <w:t>*"el foso del portal no es el canal, es la agregación de compradores... el único influjo cierto es el QR del letrero (embudo diminuto)"*</w:t>
+            </w:r>
+          </w:p>
+        </w:tc>
+        <w:tc>
+          <w:tcPr>
+            <w:tcW w:type="dxa" w:w="2880"/>
+          </w:tcPr>
+          <w:p>
+            <w:r/>
+            <w:r>
+              <w:t>Nombra el problema de la demanda que los datos confirman: 26 sesiones de QR, un letrero, 9 conversaciones en agosto.</w:t>
+            </w:r>
+          </w:p>
+        </w:tc>
+      </w:tr>
+      <w:tr>
+        <w:tc>
+          <w:tcPr>
+            <w:tcW w:type="dxa" w:w="2880"/>
+          </w:tcPr>
+          <w:p>
+            <w:r/>
+            <w:r>
+              <w:rPr>
+                <w:b/>
+              </w:rPr>
+              <w:t>C-11</w:t>
+            </w:r>
+          </w:p>
+        </w:tc>
+        <w:tc>
+          <w:tcPr>
+            <w:tcW w:type="dxa" w:w="2880"/>
+          </w:tcPr>
+          <w:p>
+            <w:r/>
+            <w:r>
+              <w:t>*"el competidor que ENTRA a Ecuador (LIDZ, Pulppo) es un CRM proptech para corredores — la misma categoría — que ya entrega dominio+marca+CRM+leads por defecto"*</w:t>
+            </w:r>
+          </w:p>
+        </w:tc>
+        <w:tc>
+          <w:tcPr>
+            <w:tcW w:type="dxa" w:w="2880"/>
+          </w:tcPr>
+          <w:p>
+            <w:r/>
+            <w:r>
+              <w:rPr>
+                <w:b/>
+              </w:rPr>
+              <w:t>El enemigo real tiene nombre y no es un portal.</w:t>
+            </w:r>
+            <w:r>
+              <w:t xml:space="preserve"> No aparece en ningún otro documento del repositorio.</w:t>
+            </w:r>
+          </w:p>
+        </w:tc>
+      </w:tr>
+      <w:tr>
+        <w:tc>
+          <w:tcPr>
+            <w:tcW w:type="dxa" w:w="2880"/>
+          </w:tcPr>
+          <w:p>
+            <w:r/>
+            <w:r>
+              <w:rPr>
+                <w:b/>
+              </w:rPr>
+              <w:t>C-12</w:t>
+            </w:r>
+          </w:p>
+        </w:tc>
+        <w:tc>
+          <w:tcPr>
+            <w:tcW w:type="dxa" w:w="2880"/>
+          </w:tcPr>
+          <w:p>
+            <w:r/>
+            <w:r>
+              <w:t>*"exageración del foso: 'toma años' sobre datos abiertos (copiable en semanas)"*</w:t>
+            </w:r>
+          </w:p>
+        </w:tc>
+        <w:tc>
+          <w:tcPr>
+            <w:tcW w:type="dxa" w:w="2880"/>
+          </w:tcPr>
+          <w:p>
+            <w:r/>
+            <w:r>
+              <w:t>Coincide con el veredicto de §25: los POIs de Overture/OSM son el suelo, no el foso.</w:t>
+            </w:r>
+          </w:p>
+        </w:tc>
+      </w:tr>
+    </w:tbl>
+    <w:p>
+      <w:r>
+        <w:rPr>
+          <w:b/>
+        </w:rPr>
+        <w:t>Que este documento exista dice más del equipo que cualquier funcionalidad.</w:t>
+      </w:r>
+      <w:r>
+        <w:t xml:space="preserve"> Que sus hallazgos críticos sigan siendo ciertos —C-9 y C-10 los confirman los datos de producción— dice que aplicar el arreglo *en el texto del pitch* no arregló el problema *en el negocio*.</w:t>
+      </w:r>
+    </w:p>
+    <w:p>
+      <w:pPr>
+        <w:pStyle w:val="Heading1"/>
+      </w:pPr>
+      <w:r>
+        <w:t>A.4 Investigación competitiva y de diseño</w:t>
+      </w:r>
+    </w:p>
+    <w:p>
+      <w:r>
+        <w:rPr>
+          <w:rFonts w:ascii="Consolas" w:hAnsi="Consolas"/>
+          <w:color w:val="1F6FEB"/>
+          <w:sz w:val="19"/>
+        </w:rPr>
+        <w:t>docs/branding/cred-reference/</w:t>
+      </w:r>
+      <w:r>
+        <w:t xml:space="preserve"> es una </w:t>
+      </w:r>
+      <w:r>
+        <w:rPr>
+          <w:b/>
+        </w:rPr>
+        <w:t>extracción real de cred.club</w:t>
+      </w:r>
+      <w:r>
+        <w:t xml:space="preserve"> (24 capturas + </w:t>
+      </w:r>
+      <w:r>
+        <w:rPr>
+          <w:rFonts w:ascii="Consolas" w:hAnsi="Consolas"/>
+          <w:color w:val="1F6FEB"/>
+          <w:sz w:val="19"/>
+        </w:rPr>
+        <w:t>brand.json</w:t>
+      </w:r>
+      <w:r>
+        <w:t xml:space="preserve"> + </w:t>
+      </w:r>
+      <w:r>
+        <w:rPr>
+          <w:rFonts w:ascii="Consolas" w:hAnsi="Consolas"/>
+          <w:color w:val="1F6FEB"/>
+          <w:sz w:val="19"/>
+        </w:rPr>
+        <w:t>styleguide.json</w:t>
+      </w:r>
+      <w:r>
+        <w:t xml:space="preserve"> + </w:t>
+      </w:r>
+      <w:r>
+        <w:rPr>
+          <w:rFonts w:ascii="Consolas" w:hAnsi="Consolas"/>
+          <w:color w:val="1F6FEB"/>
+          <w:sz w:val="19"/>
+        </w:rPr>
+        <w:t>sitemap.json</w:t>
+      </w:r>
+      <w:r>
+        <w:t xml:space="preserve"> + </w:t>
+      </w:r>
+      <w:r>
+        <w:rPr>
+          <w:rFonts w:ascii="Consolas" w:hAnsi="Consolas"/>
+          <w:color w:val="1F6FEB"/>
+          <w:sz w:val="19"/>
+        </w:rPr>
+        <w:t>home.md.json</w:t>
+      </w:r>
+      <w:r>
+        <w:t xml:space="preserve">), hecha vía la API de Context.dev. </w:t>
+      </w:r>
+      <w:r>
+        <w:rPr>
+          <w:rFonts w:ascii="Consolas" w:hAnsi="Consolas"/>
+          <w:color w:val="1F6FEB"/>
+          <w:sz w:val="19"/>
+        </w:rPr>
+        <w:t>LINEA_GRAFICA_CRED_Storefronts.md</w:t>
+      </w:r>
+      <w:r>
+        <w:t xml:space="preserve"> destila de ahí seis decisiones de diseño </w:t>
+      </w:r>
+      <w:r>
+        <w:rPr>
+          <w:b/>
+        </w:rPr>
+        <w:t>extraídas, no supuestas</w:t>
+      </w:r>
+      <w:r>
+        <w:t xml:space="preserve">, y verifica que NeoPOP —el sistema de diseño de CRED— es Apache 2.0, o sea legalmente reutilizable. </w:t>
+      </w:r>
+      <w:r>
+        <w:rPr>
+          <w:rFonts w:ascii="Consolas" w:hAnsi="Consolas"/>
+          <w:color w:val="1F6FEB"/>
+          <w:sz w:val="19"/>
+        </w:rPr>
+        <w:t>[VERIFICADO]</w:t>
+      </w:r>
+    </w:p>
+    <w:p>
+      <w:r>
+        <w:t xml:space="preserve">Es investigación de diseño seria y con procedencia — la misma disciplina que el proyecto aplica a los datos de entorno, aplicada a la estética. </w:t>
+      </w:r>
+      <w:r>
+        <w:rPr>
+          <w:b/>
+        </w:rPr>
+        <w:t>Está limitada a AuraReal por decisión explícita</w:t>
+      </w:r>
+      <w:r>
+        <w:t>; la app de Contexto conserva su propio sistema.</w:t>
+      </w:r>
+    </w:p>
+    <w:p>
+      <w:pPr>
+        <w:pStyle w:val="Heading1"/>
+      </w:pPr>
+      <w:r>
+        <w:t>A.5 🟠 Cuatro sistemas de diseño, y el producto no usa ninguno de los documentados</w:t>
+      </w:r>
+    </w:p>
+    <w:tbl>
+      <w:tblPr>
+        <w:tblStyle w:val="LightGrid-Accent1"/>
+        <w:tblW w:type="auto" w:w="0"/>
+        <w:jc w:val="center"/>
+        <w:tblLayout w:type="autofit"/>
+        <w:tblLook w:firstColumn="1" w:firstRow="1" w:lastColumn="0" w:lastRow="0" w:noHBand="0" w:noVBand="1" w:val="04A0"/>
+      </w:tblPr>
+      <w:tblGrid>
+        <w:gridCol w:w="2160"/>
+        <w:gridCol w:w="2160"/>
+        <w:gridCol w:w="2160"/>
+        <w:gridCol w:w="2160"/>
+      </w:tblGrid>
+      <w:tr>
+        <w:trPr>
+          <w:tblHeader w:val="true"/>
+        </w:trPr>
+        <w:tc>
+          <w:tcPr>
+            <w:tcW w:type="dxa" w:w="2160"/>
+          </w:tcPr>
+          <w:p>
+            <w:r>
+              <w:rPr>
+                <w:b/>
+              </w:rPr>
+            </w:r>
+            <w:r>
+              <w:rPr>
+                <w:b/>
+              </w:rPr>
+              <w:t>Fuente</w:t>
+            </w:r>
+          </w:p>
+        </w:tc>
+        <w:tc>
+          <w:tcPr>
+            <w:tcW w:type="dxa" w:w="2160"/>
+          </w:tcPr>
+          <w:p>
+            <w:r>
+              <w:rPr>
+                <w:b/>
+              </w:rPr>
+            </w:r>
+            <w:r>
+              <w:rPr>
+                <w:b/>
+              </w:rPr>
+              <w:t>Tipografía</w:t>
+            </w:r>
+          </w:p>
+        </w:tc>
+        <w:tc>
+          <w:tcPr>
+            <w:tcW w:type="dxa" w:w="2160"/>
+          </w:tcPr>
+          <w:p>
+            <w:r>
+              <w:rPr>
+                <w:b/>
+              </w:rPr>
+            </w:r>
+            <w:r>
+              <w:rPr>
+                <w:b/>
+              </w:rPr>
+              <w:t>Color / efecto</w:t>
+            </w:r>
+          </w:p>
+        </w:tc>
+        <w:tc>
+          <w:tcPr>
+            <w:tcW w:type="dxa" w:w="2160"/>
+          </w:tcPr>
+          <w:p>
+            <w:r>
+              <w:rPr>
+                <w:b/>
+              </w:rPr>
+            </w:r>
+            <w:r>
+              <w:rPr>
+                <w:b/>
+              </w:rPr>
+              <w:t>Estado</w:t>
+            </w:r>
+          </w:p>
+        </w:tc>
+      </w:tr>
+      <w:tr>
+        <w:tc>
+          <w:tcPr>
+            <w:tcW w:type="dxa" w:w="2160"/>
+          </w:tcPr>
+          <w:p>
+            <w:r/>
+            <w:r>
+              <w:rPr>
+                <w:rFonts w:ascii="Consolas" w:hAnsi="Consolas"/>
+                <w:color w:val="1F6FEB"/>
+                <w:sz w:val="19"/>
+              </w:rPr>
+              <w:t>Contexto_AI_Brand/BRAND.md</w:t>
+            </w:r>
+            <w:r>
+              <w:t xml:space="preserve"> — *"identidad oficial aprobada"*</w:t>
+            </w:r>
+          </w:p>
+        </w:tc>
+        <w:tc>
+          <w:tcPr>
+            <w:tcW w:type="dxa" w:w="2160"/>
+          </w:tcPr>
+          <w:p>
+            <w:r/>
+            <w:r>
+              <w:rPr>
+                <w:b/>
+              </w:rPr>
+              <w:t>Plus Jakarta Sans</w:t>
+            </w:r>
+          </w:p>
+        </w:tc>
+        <w:tc>
+          <w:tcPr>
+            <w:tcW w:type="dxa" w:w="2160"/>
+          </w:tcPr>
+          <w:p>
+            <w:r/>
+            <w:r>
+              <w:t xml:space="preserve">Esfera teal→coral </w:t>
+            </w:r>
+            <w:r>
+              <w:rPr>
+                <w:b/>
+              </w:rPr>
+              <w:t>con glow sutil</w:t>
+            </w:r>
+          </w:p>
+        </w:tc>
+        <w:tc>
+          <w:tcPr>
+            <w:tcW w:type="dxa" w:w="2160"/>
+          </w:tcPr>
+          <w:p>
+            <w:r/>
+            <w:r>
+              <w:t>❌ No es lo que corre</w:t>
+            </w:r>
+          </w:p>
+        </w:tc>
+      </w:tr>
+      <w:tr>
+        <w:tc>
+          <w:tcPr>
+            <w:tcW w:type="dxa" w:w="2160"/>
+          </w:tcPr>
+          <w:p>
+            <w:r/>
+            <w:r>
+              <w:rPr>
+                <w:rFonts w:ascii="Consolas" w:hAnsi="Consolas"/>
+                <w:color w:val="1F6FEB"/>
+                <w:sz w:val="19"/>
+              </w:rPr>
+              <w:t>preview/</w:t>
+            </w:r>
+            <w:r>
+              <w:t xml:space="preserve"> (17 páginas de sistema de diseño)</w:t>
+            </w:r>
+          </w:p>
+        </w:tc>
+        <w:tc>
+          <w:tcPr>
+            <w:tcW w:type="dxa" w:w="2160"/>
+          </w:tcPr>
+          <w:p>
+            <w:r/>
+            <w:r>
+              <w:rPr>
+                <w:b/>
+              </w:rPr>
+              <w:t>Space Grotesk + JetBrains Mono</w:t>
+            </w:r>
+          </w:p>
+        </w:tc>
+        <w:tc>
+          <w:tcPr>
+            <w:tcW w:type="dxa" w:w="2160"/>
+          </w:tcPr>
+          <w:p>
+            <w:r/>
+            <w:r>
+              <w:t>Paleta azul primaria</w:t>
+            </w:r>
+          </w:p>
+        </w:tc>
+        <w:tc>
+          <w:tcPr>
+            <w:tcW w:type="dxa" w:w="2160"/>
+          </w:tcPr>
+          <w:p>
+            <w:r/>
+            <w:r>
+              <w:t>❌ No es lo que corre</w:t>
+            </w:r>
+          </w:p>
+        </w:tc>
+      </w:tr>
+      <w:tr>
+        <w:tc>
+          <w:tcPr>
+            <w:tcW w:type="dxa" w:w="2160"/>
+          </w:tcPr>
+          <w:p>
+            <w:r/>
+            <w:r>
+              <w:rPr>
+                <w:rFonts w:ascii="Consolas" w:hAnsi="Consolas"/>
+                <w:color w:val="1F6FEB"/>
+                <w:sz w:val="19"/>
+              </w:rPr>
+              <w:t>docs/branding/PHILOSOPHY_Aura_Cartografica.md</w:t>
+            </w:r>
+          </w:p>
+        </w:tc>
+        <w:tc>
+          <w:tcPr>
+            <w:tcW w:type="dxa" w:w="2160"/>
+          </w:tcPr>
+          <w:p>
+            <w:r/>
+            <w:r>
+              <w:t>—</w:t>
+            </w:r>
+          </w:p>
+        </w:tc>
+        <w:tc>
+          <w:tcPr>
+            <w:tcW w:type="dxa" w:w="2160"/>
+          </w:tcPr>
+          <w:p>
+            <w:r/>
+            <w:r>
+              <w:t xml:space="preserve">Carbón + turquesa + dorado, </w:t>
+            </w:r>
+            <w:r>
+              <w:rPr>
+                <w:b/>
+              </w:rPr>
+              <w:t>"sin sombras difusas"</w:t>
+            </w:r>
+          </w:p>
+        </w:tc>
+        <w:tc>
+          <w:tcPr>
+            <w:tcW w:type="dxa" w:w="2160"/>
+          </w:tcPr>
+          <w:p>
+            <w:r/>
+            <w:r>
+              <w:t>🟡 Filosofía, aplicada a medias</w:t>
+            </w:r>
+          </w:p>
+        </w:tc>
+      </w:tr>
+      <w:tr>
+        <w:tc>
+          <w:tcPr>
+            <w:tcW w:type="dxa" w:w="2160"/>
+          </w:tcPr>
+          <w:p>
+            <w:r/>
+            <w:r>
+              <w:rPr>
+                <w:rFonts w:ascii="Consolas" w:hAnsi="Consolas"/>
+                <w:color w:val="1F6FEB"/>
+                <w:sz w:val="19"/>
+              </w:rPr>
+              <w:t>docs/branding/LINEA_GRAFICA_CRED_Storefronts.md</w:t>
+            </w:r>
+          </w:p>
+        </w:tc>
+        <w:tc>
+          <w:tcPr>
+            <w:tcW w:type="dxa" w:w="2160"/>
+          </w:tcPr>
+          <w:p>
+            <w:r/>
+            <w:r>
+              <w:t>Gilroy + Overpass</w:t>
+            </w:r>
+          </w:p>
+        </w:tc>
+        <w:tc>
+          <w:tcPr>
+            <w:tcW w:type="dxa" w:w="2160"/>
+          </w:tcPr>
+          <w:p>
+            <w:r/>
+            <w:r>
+              <w:t>Casi-monocromo cred.club</w:t>
+            </w:r>
+          </w:p>
+        </w:tc>
+        <w:tc>
+          <w:tcPr>
+            <w:tcW w:type="dxa" w:w="2160"/>
+          </w:tcPr>
+          <w:p>
+            <w:r/>
+            <w:r>
+              <w:t>🟡 Solo para AuraReal</w:t>
+            </w:r>
+          </w:p>
+        </w:tc>
+      </w:tr>
+      <w:tr>
+        <w:tc>
+          <w:tcPr>
+            <w:tcW w:type="dxa" w:w="2160"/>
+          </w:tcPr>
+          <w:p>
+            <w:r/>
+            <w:r>
+              <w:rPr>
+                <w:b/>
+              </w:rPr>
+              <w:t>`frontend/src/index.css` — lo que de verdad se sirve</w:t>
+            </w:r>
+          </w:p>
+        </w:tc>
+        <w:tc>
+          <w:tcPr>
+            <w:tcW w:type="dxa" w:w="2160"/>
+          </w:tcPr>
+          <w:p>
+            <w:r/>
+            <w:r>
+              <w:rPr>
+                <w:b/>
+              </w:rPr>
+              <w:t>Geist + IBM Plex Mono</w:t>
+            </w:r>
+          </w:p>
+        </w:tc>
+        <w:tc>
+          <w:tcPr>
+            <w:tcW w:type="dxa" w:w="2160"/>
+          </w:tcPr>
+          <w:p>
+            <w:r/>
+            <w:r>
+              <w:t>*"Superficies planas, cero glow"* (</w:t>
+            </w:r>
+            <w:r>
+              <w:rPr>
+                <w:rFonts w:ascii="Consolas" w:hAnsi="Consolas"/>
+                <w:color w:val="1F6FEB"/>
+                <w:sz w:val="19"/>
+              </w:rPr>
+              <w:t>Launcher.jsx:8</w:t>
+            </w:r>
+            <w:r>
+              <w:t>)</w:t>
+            </w:r>
+          </w:p>
+        </w:tc>
+        <w:tc>
+          <w:tcPr>
+            <w:tcW w:type="dxa" w:w="2160"/>
+          </w:tcPr>
+          <w:p>
+            <w:r/>
+            <w:r>
+              <w:t xml:space="preserve">✅ </w:t>
+            </w:r>
+            <w:r>
+              <w:rPr>
+                <w:b/>
+              </w:rPr>
+              <w:t>Producción</w:t>
+            </w:r>
+          </w:p>
+        </w:tc>
+      </w:tr>
+    </w:tbl>
+    <w:p>
+      <w:r>
+        <w:rPr>
+          <w:rFonts w:ascii="Consolas" w:hAnsi="Consolas"/>
+          <w:color w:val="1F6FEB"/>
+          <w:sz w:val="19"/>
+        </w:rPr>
+        <w:t>[VERIFICADO]</w:t>
+      </w:r>
+      <w:r>
+        <w:t xml:space="preserve"> — cuatro direcciones documentadas, tres tipografías distintas, y el producto desplegado no coincide con ninguno de los documentos. El </w:t>
+      </w:r>
+      <w:r>
+        <w:rPr>
+          <w:rFonts w:ascii="Consolas" w:hAnsi="Consolas"/>
+          <w:color w:val="1F6FEB"/>
+          <w:sz w:val="19"/>
+        </w:rPr>
+        <w:t>BRAND.md</w:t>
+      </w:r>
+      <w:r>
+        <w:t xml:space="preserve"> que se declara *"identidad oficial aprobada"* pide explícitamente un glow que el código anota haber quitado a propósito.</w:t>
+      </w:r>
+    </w:p>
+    <w:p>
+      <w:pPr>
+        <w:pStyle w:val="IntenseQuote"/>
+      </w:pPr>
+      <w:r>
+        <w:t>### ✅ Corrección en caliente — esto se resolvió durante la auditoría</w:t>
+      </w:r>
+    </w:p>
+    <w:p>
+      <w:pPr>
+        <w:pStyle w:val="IntenseQuote"/>
+      </w:pPr>
+      <w:r>
+        <w:t xml:space="preserve">A las </w:t>
+      </w:r>
+      <w:r>
+        <w:rPr>
+          <w:b/>
+        </w:rPr>
+        <w:t>22:31 del 2026-08-19</w:t>
+      </w:r>
+      <w:r>
+        <w:t xml:space="preserve">, mientras se escribía este anexo, aparecieron en </w:t>
+      </w:r>
+      <w:r>
+        <w:rPr>
+          <w:rFonts w:ascii="Consolas" w:hAnsi="Consolas"/>
+          <w:color w:val="1F6FEB"/>
+          <w:sz w:val="19"/>
+        </w:rPr>
+        <w:t>docs/</w:t>
+      </w:r>
+      <w:r>
+        <w:t xml:space="preserve"> dos archivos sin versionar: </w:t>
+      </w:r>
+      <w:r>
+        <w:rPr>
+          <w:rFonts w:ascii="Consolas" w:hAnsi="Consolas"/>
+          <w:color w:val="1F6FEB"/>
+          <w:sz w:val="19"/>
+        </w:rPr>
+        <w:t>Contexto_Brand_Kit_2026_v1.docx</w:t>
+      </w:r>
+      <w:r>
+        <w:t xml:space="preserve"> y su </w:t>
+      </w:r>
+      <w:r>
+        <w:rPr>
+          <w:rFonts w:ascii="Consolas" w:hAnsi="Consolas"/>
+          <w:color w:val="1F6FEB"/>
+          <w:sz w:val="19"/>
+        </w:rPr>
+        <w:t>.pdf</w:t>
+      </w:r>
+      <w:r>
+        <w:t xml:space="preserve">. </w:t>
+      </w:r>
+      <w:r>
+        <w:rPr>
+          <w:b/>
+        </w:rPr>
+        <w:t>No los produjo esta sesión.</w:t>
+      </w:r>
+      <w:r>
+        <w:t xml:space="preserve"> Leído su XML: </w:t>
+      </w:r>
+      <w:r>
+        <w:rPr>
+          <w:rFonts w:ascii="Consolas" w:hAnsi="Consolas"/>
+          <w:color w:val="1F6FEB"/>
+          <w:sz w:val="19"/>
+        </w:rPr>
+        <w:t>[VERIFICADO]</w:t>
+      </w:r>
+    </w:p>
+    <w:p>
+      <w:pPr>
+        <w:pStyle w:val="IntenseQuote"/>
+      </w:pPr>
+    </w:p>
+    <w:p>
+      <w:pPr>
+        <w:pStyle w:val="IntenseQuote"/>
+      </w:pPr>
+      <w:r>
+        <w:t xml:space="preserve">- Se declara </w:t>
+      </w:r>
+      <w:r>
+        <w:rPr>
+          <w:b/>
+        </w:rPr>
+        <w:t>`CONTEXTO · BRAND KIT · v2026.1 · Inteligencia del lugar`</w:t>
+      </w:r>
+      <w:r>
+        <w:t>.</w:t>
+      </w:r>
+    </w:p>
+    <w:p>
+      <w:pPr>
+        <w:pStyle w:val="IntenseQuote"/>
+      </w:pPr>
+      <w:r>
+        <w:t xml:space="preserve">- Su nota de método es exactamente la disciplina que este informe echaba en falta: *"La sección de color y tipografía </w:t>
+      </w:r>
+      <w:r>
+        <w:rPr>
+          <w:b/>
+        </w:rPr>
+        <w:t>no se diseñó: se midió</w:t>
+      </w:r>
+      <w:r>
+        <w:t xml:space="preserve"> sobre la app en producción (contexxto.com) el 19 de agosto de 2026 — 56 tokens, dos temas. Los contrastes WCAG están </w:t>
+      </w:r>
+      <w:r>
+        <w:rPr>
+          <w:b/>
+        </w:rPr>
+        <w:t>calculados, no estimados</w:t>
+      </w:r>
+      <w:r>
+        <w:t>. Lo que aún no existe va marcado PENDIENTE; lo que es criterio y no medición va marcado PROPUESTA."*</w:t>
+      </w:r>
+    </w:p>
+    <w:p>
+      <w:pPr>
+        <w:pStyle w:val="IntenseQuote"/>
+      </w:pPr>
+      <w:r>
+        <w:t xml:space="preserve">- </w:t>
+      </w:r>
+      <w:r>
+        <w:rPr>
+          <w:b/>
+        </w:rPr>
+        <w:t>Menciona Geist e IBM Plex</w:t>
+      </w:r>
+      <w:r>
+        <w:t xml:space="preserve"> — o sea, coincide con lo que de verdad se sirve.</w:t>
+      </w:r>
+    </w:p>
+    <w:p>
+      <w:pPr>
+        <w:pStyle w:val="IntenseQuote"/>
+      </w:pPr>
+      <w:r>
+        <w:t xml:space="preserve">- </w:t>
+      </w:r>
+      <w:r>
+        <w:rPr>
+          <w:b/>
+        </w:rPr>
+        <w:t>No menciona</w:t>
+      </w:r>
+      <w:r>
+        <w:t xml:space="preserve"> Plus Jakarta Sans, Space Grotesk, "glow" ni </w:t>
+      </w:r>
+      <w:r>
+        <w:rPr>
+          <w:b/>
+        </w:rPr>
+        <w:t>"seguridad"</w:t>
+      </w:r>
+      <w:r>
+        <w:t>.</w:t>
+      </w:r>
+    </w:p>
+    <w:p>
+      <w:pPr>
+        <w:pStyle w:val="IntenseQuote"/>
+      </w:pPr>
+    </w:p>
+    <w:p>
+      <w:pPr>
+        <w:pStyle w:val="IntenseQuote"/>
+      </w:pPr>
+      <w:r>
+        <w:rPr>
+          <w:b/>
+        </w:rPr>
+        <w:t>Es el quinto documento de marca y el primero que describe el producto real.</w:t>
+      </w:r>
+      <w:r>
+        <w:t xml:space="preserve"> Cierra H-15 (la divergencia tipográfica) y desactiva H-14 (la capa de "seguridad" vendida) </w:t>
+      </w:r>
+      <w:r>
+        <w:rPr>
+          <w:b/>
+        </w:rPr>
+        <w:t>siempre que `BRAND.md` se retire o se marque como superado</w:t>
+      </w:r>
+      <w:r>
+        <w:t xml:space="preserve"> — hoy los dos conviven y </w:t>
+      </w:r>
+      <w:r>
+        <w:rPr>
+          <w:rFonts w:ascii="Consolas" w:hAnsi="Consolas"/>
+          <w:color w:val="1F6FEB"/>
+          <w:sz w:val="19"/>
+        </w:rPr>
+        <w:t>BRAND.md</w:t>
+      </w:r>
+      <w:r>
+        <w:t xml:space="preserve"> sigue diciendo *"identidad oficial aprobada"*.</w:t>
+      </w:r>
+    </w:p>
+    <w:p>
+      <w:pPr>
+        <w:pStyle w:val="IntenseQuote"/>
+      </w:pPr>
+    </w:p>
+    <w:p>
+      <w:pPr>
+        <w:pStyle w:val="IntenseQuote"/>
+      </w:pPr>
+      <w:r>
+        <w:t xml:space="preserve">Lo dejo anotado en vez de reescribir el hallazgo, porque el hallazgo era cierto cuando se midió y la corrección es información útil: </w:t>
+      </w:r>
+      <w:r>
+        <w:rPr>
+          <w:b/>
+        </w:rPr>
+        <w:t>muestra que el equipo aplica su propia doctrina —medir en vez de suponer, rotular lo pendiente— también fuera del código.</w:t>
+      </w:r>
+    </w:p>
+    <w:p>
+      <w:r>
+        <w:rPr>
+          <w:b/>
+        </w:rPr>
+        <w:t>Y una contradicción de fondo, no de estética:</w:t>
+      </w:r>
+      <w:r>
+        <w:t xml:space="preserve"> </w:t>
+      </w:r>
+      <w:r>
+        <w:rPr>
+          <w:rFonts w:ascii="Consolas" w:hAnsi="Consolas"/>
+          <w:color w:val="1F6FEB"/>
+          <w:sz w:val="19"/>
+        </w:rPr>
+        <w:t>BRAND.md</w:t>
+      </w:r>
+      <w:r>
+        <w:t xml:space="preserve"> describe el producto como *"capas de contexto real: ruido, </w:t>
+      </w:r>
+      <w:r>
+        <w:rPr>
+          <w:b/>
+        </w:rPr>
+        <w:t>seguridad</w:t>
+      </w:r>
+      <w:r>
+        <w:t xml:space="preserve">, transporte, vegetación, vida de barrio"*. </w:t>
+      </w:r>
+      <w:r>
+        <w:rPr>
+          <w:b/>
+        </w:rPr>
+        <w:t>El producto rechaza "seguridad" a conciencia</w:t>
+      </w:r>
+      <w:r>
+        <w:t xml:space="preserve"> — </w:t>
+      </w:r>
+      <w:r>
+        <w:rPr>
+          <w:rFonts w:ascii="Consolas" w:hAnsi="Consolas"/>
+          <w:color w:val="1F6FEB"/>
+          <w:sz w:val="19"/>
+        </w:rPr>
+        <w:t>app/estilo_vida.py</w:t>
+      </w:r>
+      <w:r>
+        <w:t xml:space="preserve"> lo documenta: *"no por falta de dato — SÍ hay POIs de UPC/policía — sino porque un veredicto de 'zona segura' es subjetivo, no verificable, y es exactamente la clase de juicio que históricamente se ha usado para redlining"*. </w:t>
+      </w:r>
+      <w:r>
+        <w:rPr>
+          <w:b/>
+        </w:rPr>
+        <w:t>La identidad oficial vende una capa que la ética del producto prohíbe.</w:t>
+      </w:r>
+    </w:p>
+    <w:p>
+      <w:pPr>
+        <w:pStyle w:val="Heading1"/>
+      </w:pPr>
+      <w:r>
+        <w:t>A.6 🔴 El deck de visión vende como verificado lo que el prompt prohíbe llamar verificado</w:t>
+      </w:r>
+    </w:p>
+    <w:p>
+      <w:r>
+        <w:rPr>
+          <w:rFonts w:ascii="Consolas" w:hAnsi="Consolas"/>
+          <w:color w:val="1F6FEB"/>
+          <w:sz w:val="19"/>
+        </w:rPr>
+        <w:t>docs/DECK_Contexto_Vision_v0.pptx</w:t>
+      </w:r>
+      <w:r>
+        <w:t xml:space="preserve">, 12 diapositivas, leído directamente del XML. </w:t>
+      </w:r>
+      <w:r>
+        <w:rPr>
+          <w:rFonts w:ascii="Consolas" w:hAnsi="Consolas"/>
+          <w:color w:val="1F6FEB"/>
+          <w:sz w:val="19"/>
+        </w:rPr>
+        <w:t>[VERIFICADO]</w:t>
+      </w:r>
+    </w:p>
+    <w:p>
+      <w:r>
+        <w:t>Es la formulación más limpia de la narrativa: *"El que más arriesga es el que menos sabe"*, *"Toda la IA fue al lado de la oferta"*, *"Donde otros describen, nosotros verificamos"*, *"No vinimos a listar casas. Vinimos a cambiar de qué lado está la verdad."* Como pieza de posicionamiento es excelente.</w:t>
+      </w:r>
+    </w:p>
+    <w:p>
+      <w:r>
+        <w:rPr>
+          <w:b/>
+        </w:rPr>
+        <w:t>Y tiene dos afirmaciones que el propio producto contradice:</w:t>
+      </w:r>
+    </w:p>
+    <w:tbl>
+      <w:tblPr>
+        <w:tblStyle w:val="LightGrid-Accent1"/>
+        <w:tblW w:type="auto" w:w="0"/>
+        <w:jc w:val="center"/>
+        <w:tblLayout w:type="autofit"/>
+        <w:tblLook w:firstColumn="1" w:firstRow="1" w:lastColumn="0" w:lastRow="0" w:noHBand="0" w:noVBand="1" w:val="04A0"/>
+      </w:tblPr>
+      <w:tblGrid>
+        <w:gridCol w:w="2880"/>
+        <w:gridCol w:w="2880"/>
+        <w:gridCol w:w="2880"/>
+      </w:tblGrid>
+      <w:tr>
+        <w:trPr>
+          <w:tblHeader w:val="true"/>
+        </w:trPr>
+        <w:tc>
+          <w:tcPr>
+            <w:tcW w:type="dxa" w:w="2880"/>
+          </w:tcPr>
+          <w:p>
+            <w:r>
+              <w:rPr>
+                <w:b/>
+              </w:rPr>
+            </w:r>
+            <w:r>
+              <w:rPr>
+                <w:b/>
+              </w:rPr>
+              <w:t>Diapositiva</w:t>
+            </w:r>
+          </w:p>
+        </w:tc>
+        <w:tc>
+          <w:tcPr>
+            <w:tcW w:type="dxa" w:w="2880"/>
+          </w:tcPr>
+          <w:p>
+            <w:r>
+              <w:rPr>
+                <w:b/>
+              </w:rPr>
+            </w:r>
+            <w:r>
+              <w:rPr>
+                <w:b/>
+              </w:rPr>
+              <w:t>Lo que muestra</w:t>
+            </w:r>
+          </w:p>
+        </w:tc>
+        <w:tc>
+          <w:tcPr>
+            <w:tcW w:type="dxa" w:w="2880"/>
+          </w:tcPr>
+          <w:p>
+            <w:r>
+              <w:rPr>
+                <w:b/>
+              </w:rPr>
+            </w:r>
+            <w:r>
+              <w:rPr>
+                <w:b/>
+              </w:rPr>
+              <w:t>Lo que dice el producto</w:t>
+            </w:r>
+          </w:p>
+        </w:tc>
+      </w:tr>
+      <w:tr>
+        <w:tc>
+          <w:tcPr>
+            <w:tcW w:type="dxa" w:w="2880"/>
+          </w:tcPr>
+          <w:p>
+            <w:r/>
+            <w:r>
+              <w:rPr>
+                <w:b/>
+              </w:rPr>
+              <w:t>8</w:t>
+            </w:r>
+            <w:r>
+              <w:t xml:space="preserve"> — *"Ficha verificada"*</w:t>
+            </w:r>
+          </w:p>
+        </w:tc>
+        <w:tc>
+          <w:tcPr>
+            <w:tcW w:type="dxa" w:w="2880"/>
+          </w:tcPr>
+          <w:p>
+            <w:r/>
+            <w:r>
+              <w:rPr>
+                <w:rFonts w:ascii="Consolas" w:hAnsi="Consolas"/>
+                <w:color w:val="1F6FEB"/>
+                <w:sz w:val="19"/>
+              </w:rPr>
+              <w:t>Tubería renovada 2023 ✓</w:t>
+            </w:r>
+            <w:r>
+              <w:t xml:space="preserve"> · </w:t>
+            </w:r>
+            <w:r>
+              <w:rPr>
+                <w:rFonts w:ascii="Consolas" w:hAnsi="Consolas"/>
+                <w:color w:val="1F6FEB"/>
+                <w:sz w:val="19"/>
+              </w:rPr>
+              <w:t>Cédula sí ✓</w:t>
+            </w:r>
+            <w:r>
+              <w:t xml:space="preserve"> · </w:t>
+            </w:r>
+            <w:r>
+              <w:rPr>
+                <w:rFonts w:ascii="Consolas" w:hAnsi="Consolas"/>
+                <w:color w:val="1F6FEB"/>
+                <w:sz w:val="19"/>
+              </w:rPr>
+              <w:t>Impermeabilización al día ✓</w:t>
+            </w:r>
+          </w:p>
+        </w:tc>
+        <w:tc>
+          <w:tcPr>
+            <w:tcW w:type="dxa" w:w="2880"/>
+          </w:tcPr>
+          <w:p>
+            <w:r/>
+            <w:r>
+              <w:rPr>
+                <w:b/>
+              </w:rPr>
+              <w:t>Regla 3 del prompt:</w:t>
+            </w:r>
+            <w:r>
+              <w:t xml:space="preserve"> *"LA FICHA TÉCNICA ES DECLARADA, NO VERIFICADA... PROHIBIDO presentarlos como 'verificable', 'documentado', 'comprobado', 'estado real' o 'certificado'"*. El deck usa el sello ✓ sobre los cuatro campos que el agente tiene prohibido llamar verificados.</w:t>
+            </w:r>
+          </w:p>
+        </w:tc>
+      </w:tr>
+      <w:tr>
+        <w:tc>
+          <w:tcPr>
+            <w:tcW w:type="dxa" w:w="2880"/>
+          </w:tcPr>
+          <w:p>
+            <w:r/>
+            <w:r>
+              <w:rPr>
+                <w:b/>
+              </w:rPr>
+              <w:t>8</w:t>
+            </w:r>
+            <w:r>
+              <w:t xml:space="preserve"> — *"</w:t>
+            </w:r>
+            <w:r>
+              <w:rPr>
+                <w:b/>
+              </w:rPr>
+              <w:t>Ruido real 7pm</w:t>
+            </w:r>
+            <w:r>
+              <w:t xml:space="preserve"> · medio"*</w:t>
+            </w:r>
+          </w:p>
+        </w:tc>
+        <w:tc>
+          <w:tcPr>
+            <w:tcW w:type="dxa" w:w="2880"/>
+          </w:tcPr>
+          <w:p>
+            <w:r/>
+            <w:r>
+              <w:t>Presentado dentro del bloque "Ficha verificada"</w:t>
+            </w:r>
+          </w:p>
+        </w:tc>
+        <w:tc>
+          <w:tcPr>
+            <w:tcW w:type="dxa" w:w="2880"/>
+          </w:tcPr>
+          <w:p>
+            <w:r/>
+            <w:r>
+              <w:rPr>
+                <w:b/>
+              </w:rPr>
+              <w:t>No existe ninguna fuente de ruido.</w:t>
+            </w:r>
+            <w:r>
+              <w:t xml:space="preserve"> Es una tabla fija de 7 sectores de Quito (</w:t>
+            </w:r>
+            <w:r>
+              <w:rPr>
+                <w:rFonts w:ascii="Consolas" w:hAnsi="Consolas"/>
+                <w:color w:val="1F6FEB"/>
+                <w:sz w:val="19"/>
+              </w:rPr>
+              <w:t>app/scores_heuristicos.py</w:t>
+            </w:r>
+            <w:r>
+              <w:t>, 67 líneas). *"Ruido real"* es la afirmación menos sostenible de todo el material.</w:t>
+            </w:r>
+          </w:p>
+        </w:tc>
+      </w:tr>
+      <w:tr>
+        <w:tc>
+          <w:tcPr>
+            <w:tcW w:type="dxa" w:w="2880"/>
+          </w:tcPr>
+          <w:p>
+            <w:r/>
+            <w:r>
+              <w:rPr>
+                <w:b/>
+              </w:rPr>
+              <w:t>4</w:t>
+            </w:r>
+          </w:p>
+        </w:tc>
+        <w:tc>
+          <w:tcPr>
+            <w:tcW w:type="dxa" w:w="2880"/>
+          </w:tcPr>
+          <w:p>
+            <w:r/>
+            <w:r>
+              <w:t>*"Verificado en terreno · Tubería 2023 · Cédula sí"*</w:t>
+            </w:r>
+          </w:p>
+        </w:tc>
+        <w:tc>
+          <w:tcPr>
+            <w:tcW w:type="dxa" w:w="2880"/>
+          </w:tcPr>
+          <w:p>
+            <w:r/>
+            <w:r>
+              <w:t>Mismo problema: lo que el corredor declara en un formulario se presenta como verificación de terreno.</w:t>
+            </w:r>
+          </w:p>
+        </w:tc>
+      </w:tr>
+      <w:tr>
+        <w:tc>
+          <w:tcPr>
+            <w:tcW w:type="dxa" w:w="2880"/>
+          </w:tcPr>
+          <w:p>
+            <w:r/>
+            <w:r>
+              <w:rPr>
+                <w:b/>
+              </w:rPr>
+              <w:t>6</w:t>
+            </w:r>
+          </w:p>
+        </w:tc>
+        <w:tc>
+          <w:tcPr>
+            <w:tcW w:type="dxa" w:w="2880"/>
+          </w:tcPr>
+          <w:p>
+            <w:r/>
+            <w:r>
+              <w:t xml:space="preserve">*"El motor: el loop del corredor — </w:t>
+            </w:r>
+            <w:r>
+              <w:rPr>
+                <w:b/>
+              </w:rPr>
+              <w:t>más inteligente con cada cliente que lo toca</w:t>
+            </w:r>
+            <w:r>
+              <w:t>"*</w:t>
+            </w:r>
+          </w:p>
+        </w:tc>
+        <w:tc>
+          <w:tcPr>
+            <w:tcW w:type="dxa" w:w="2880"/>
+          </w:tcPr>
+          <w:p>
+            <w:r/>
+            <w:r>
+              <w:t>4 curaciones, un solo día, un solo corredor, un solo inmueble. El motor no ha girado.</w:t>
+            </w:r>
+          </w:p>
+        </w:tc>
+      </w:tr>
+    </w:tbl>
+    <w:p>
+      <w:r>
+        <w:rPr>
+          <w:b/>
+        </w:rPr>
+        <w:t>Esto no es una exageración de marketing menor.</w:t>
+      </w:r>
+      <w:r>
+        <w:t xml:space="preserve"> El proyecto entero se define por distinguir dato medido de dato declarado — y su pieza de venta principal borra esa distinción justo en la diapositiva que la ilustra.</w:t>
+      </w:r>
+    </w:p>
+    <w:p>
+      <w:pPr>
+        <w:pStyle w:val="Heading1"/>
+      </w:pPr>
+      <w:r>
+        <w:t>A.7 Otros artefactos</w:t>
+      </w:r>
+    </w:p>
+    <w:tbl>
+      <w:tblPr>
+        <w:tblStyle w:val="LightGrid-Accent1"/>
+        <w:tblW w:type="auto" w:w="0"/>
+        <w:jc w:val="center"/>
+        <w:tblLayout w:type="autofit"/>
+        <w:tblLook w:firstColumn="1" w:firstRow="1" w:lastColumn="0" w:lastRow="0" w:noHBand="0" w:noVBand="1" w:val="04A0"/>
+      </w:tblPr>
+      <w:tblGrid>
+        <w:gridCol w:w="4320"/>
+        <w:gridCol w:w="4320"/>
+      </w:tblGrid>
+      <w:tr>
+        <w:trPr>
+          <w:tblHeader w:val="true"/>
+        </w:trPr>
+        <w:tc>
+          <w:tcPr>
+            <w:tcW w:type="dxa" w:w="4320"/>
+          </w:tcPr>
+          <w:p>
+            <w:r>
+              <w:rPr>
+                <w:b/>
+              </w:rPr>
+            </w:r>
+            <w:r>
+              <w:rPr>
+                <w:b/>
+              </w:rPr>
+              <w:t>Artefacto</w:t>
+            </w:r>
+          </w:p>
+        </w:tc>
+        <w:tc>
+          <w:tcPr>
+            <w:tcW w:type="dxa" w:w="4320"/>
+          </w:tcPr>
+          <w:p>
+            <w:r>
+              <w:rPr>
+                <w:b/>
+              </w:rPr>
+            </w:r>
+            <w:r>
+              <w:rPr>
+                <w:b/>
+              </w:rPr>
+              <w:t>Estado</w:t>
+            </w:r>
+          </w:p>
+        </w:tc>
+      </w:tr>
+      <w:tr>
+        <w:tc>
+          <w:tcPr>
+            <w:tcW w:type="dxa" w:w="4320"/>
+          </w:tcPr>
+          <w:p>
+            <w:r/>
+            <w:r>
+              <w:rPr>
+                <w:rFonts w:ascii="Consolas" w:hAnsi="Consolas"/>
+                <w:color w:val="1F6FEB"/>
+                <w:sz w:val="19"/>
+              </w:rPr>
+              <w:t>contenido/</w:t>
+            </w:r>
+            <w:r>
+              <w:t xml:space="preserve"> — máquina de contenido</w:t>
+            </w:r>
+          </w:p>
+        </w:tc>
+        <w:tc>
+          <w:tcPr>
+            <w:tcW w:type="dxa" w:w="4320"/>
+          </w:tcPr>
+          <w:p>
+            <w:r/>
+            <w:r>
+              <w:rPr>
+                <w:b/>
+              </w:rPr>
+              <w:t>9 despachos, 16 piezas</w:t>
+            </w:r>
+            <w:r>
+              <w:t xml:space="preserve"> generadas entre 2026-07-14 y 2026-08-18, todas borradores. La constitución prohíbe la publicación automatizada. Qué se publicó de verdad: </w:t>
+            </w:r>
+            <w:r>
+              <w:rPr>
+                <w:rFonts w:ascii="Consolas" w:hAnsi="Consolas"/>
+                <w:color w:val="1F6FEB"/>
+                <w:sz w:val="19"/>
+              </w:rPr>
+              <w:t>[NO VERIFICADO]</w:t>
+            </w:r>
+            <w:r>
+              <w:t xml:space="preserve"> — el repositorio no lo registra.</w:t>
+            </w:r>
+          </w:p>
+        </w:tc>
+      </w:tr>
+      <w:tr>
+        <w:tc>
+          <w:tcPr>
+            <w:tcW w:type="dxa" w:w="4320"/>
+          </w:tcPr>
+          <w:p>
+            <w:r/>
+            <w:r>
+              <w:rPr>
+                <w:rFonts w:ascii="Consolas" w:hAnsi="Consolas"/>
+                <w:color w:val="1F6FEB"/>
+                <w:sz w:val="19"/>
+              </w:rPr>
+              <w:t>mockups/</w:t>
+            </w:r>
+            <w:r>
+              <w:t xml:space="preserve"> (3 HTML)</w:t>
+            </w:r>
+          </w:p>
+        </w:tc>
+        <w:tc>
+          <w:tcPr>
+            <w:tcW w:type="dxa" w:w="4320"/>
+          </w:tcPr>
+          <w:p>
+            <w:r/>
+            <w:r>
+              <w:t xml:space="preserve">*"propuesta limpia"* de Home, Mapa Vivo y Estratega. Maquetas de exploración anteriores a la interfaz actual. </w:t>
+            </w:r>
+            <w:r>
+              <w:rPr>
+                <w:b/>
+              </w:rPr>
+              <w:t>Deprecadas de hecho.</w:t>
+            </w:r>
+          </w:p>
+        </w:tc>
+      </w:tr>
+      <w:tr>
+        <w:tc>
+          <w:tcPr>
+            <w:tcW w:type="dxa" w:w="4320"/>
+          </w:tcPr>
+          <w:p>
+            <w:r/>
+            <w:r>
+              <w:rPr>
+                <w:rFonts w:ascii="Consolas" w:hAnsi="Consolas"/>
+                <w:color w:val="1F6FEB"/>
+                <w:sz w:val="19"/>
+              </w:rPr>
+              <w:t>preview/</w:t>
+            </w:r>
+            <w:r>
+              <w:t xml:space="preserve"> (17 HTML)</w:t>
+            </w:r>
+          </w:p>
+        </w:tc>
+        <w:tc>
+          <w:tcPr>
+            <w:tcW w:type="dxa" w:w="4320"/>
+          </w:tcPr>
+          <w:p>
+            <w:r/>
+            <w:r>
+              <w:t xml:space="preserve">Sistema de diseño navegable (color, tipografía, espaciado, elevación, tarjeta de inmueble). Bien hecho y </w:t>
+            </w:r>
+            <w:r>
+              <w:rPr>
+                <w:b/>
+              </w:rPr>
+              <w:t>desalineado con el producto</w:t>
+            </w:r>
+            <w:r>
+              <w:t xml:space="preserve"> (A.5).</w:t>
+            </w:r>
+          </w:p>
+        </w:tc>
+      </w:tr>
+      <w:tr>
+        <w:tc>
+          <w:tcPr>
+            <w:tcW w:type="dxa" w:w="4320"/>
+          </w:tcPr>
+          <w:p>
+            <w:r/>
+            <w:r>
+              <w:rPr>
+                <w:rFonts w:ascii="Consolas" w:hAnsi="Consolas"/>
+                <w:color w:val="1F6FEB"/>
+                <w:sz w:val="19"/>
+              </w:rPr>
+              <w:t>docs/*.docx</w:t>
+            </w:r>
+            <w:r>
+              <w:t xml:space="preserve"> (43)</w:t>
+            </w:r>
+          </w:p>
+        </w:tc>
+        <w:tc>
+          <w:tcPr>
+            <w:tcW w:type="dxa" w:w="4320"/>
+          </w:tcPr>
+          <w:p>
+            <w:r/>
+            <w:r>
+              <w:t xml:space="preserve">Conversiones de los </w:t>
+            </w:r>
+            <w:r>
+              <w:rPr>
+                <w:rFonts w:ascii="Consolas" w:hAnsi="Consolas"/>
+                <w:color w:val="1F6FEB"/>
+                <w:sz w:val="19"/>
+              </w:rPr>
+              <w:t>.md</w:t>
+            </w:r>
+            <w:r>
+              <w:t xml:space="preserve"> para enviar. </w:t>
+            </w:r>
+            <w:r>
+              <w:rPr>
+                <w:b/>
+              </w:rPr>
+              <w:t>Riesgo conocido:</w:t>
+            </w:r>
+            <w:r>
+              <w:t xml:space="preserve"> el 2026-08-18 se borró un </w:t>
+            </w:r>
+            <w:r>
+              <w:rPr>
+                <w:rFonts w:ascii="Consolas" w:hAnsi="Consolas"/>
+                <w:color w:val="1F6FEB"/>
+                <w:sz w:val="19"/>
+              </w:rPr>
+              <w:t>.docx</w:t>
+            </w:r>
+            <w:r>
+              <w:t xml:space="preserve"> de junio porque *"contradecía al .md y se podía enviar por error"* (commit real). El riesgo sigue vivo con los otros 42.</w:t>
+            </w:r>
+          </w:p>
+        </w:tc>
+      </w:tr>
+      <w:tr>
+        <w:tc>
+          <w:tcPr>
+            <w:tcW w:type="dxa" w:w="4320"/>
+          </w:tcPr>
+          <w:p>
+            <w:r/>
+            <w:r>
+              <w:rPr>
+                <w:rFonts w:ascii="Consolas" w:hAnsi="Consolas"/>
+                <w:color w:val="1F6FEB"/>
+                <w:sz w:val="19"/>
+              </w:rPr>
+              <w:t>docs/PREP_*</w:t>
+            </w:r>
+            <w:r>
+              <w:t xml:space="preserve"> (4) + </w:t>
+            </w:r>
+            <w:r>
+              <w:rPr>
+                <w:rFonts w:ascii="Consolas" w:hAnsi="Consolas"/>
+                <w:color w:val="1F6FEB"/>
+                <w:sz w:val="19"/>
+              </w:rPr>
+              <w:t>NDA_Contexto_GrupoBolivar</w:t>
+            </w:r>
+            <w:r>
+              <w:t xml:space="preserve"> + </w:t>
+            </w:r>
+            <w:r>
+              <w:rPr>
+                <w:rFonts w:ascii="Consolas" w:hAnsi="Consolas"/>
+                <w:color w:val="1F6FEB"/>
+                <w:sz w:val="19"/>
+              </w:rPr>
+              <w:t>Contexto_x_InmobIA_OnePager</w:t>
+            </w:r>
+          </w:p>
+        </w:tc>
+        <w:tc>
+          <w:tcPr>
+            <w:tcW w:type="dxa" w:w="4320"/>
+          </w:tcPr>
+          <w:p>
+            <w:r/>
+            <w:r>
+              <w:t xml:space="preserve">Artefactos comerciales de mesas reales: MAKLO, Grupo Bolívar, InmobIA, Algoritmo Studio, LINDEN. </w:t>
+            </w:r>
+            <w:r>
+              <w:rPr>
+                <w:b/>
+              </w:rPr>
+              <w:t>La actividad comercial es mucho mayor que la actividad de producto.</w:t>
+            </w:r>
+          </w:p>
+        </w:tc>
+      </w:tr>
+      <w:tr>
+        <w:tc>
+          <w:tcPr>
+            <w:tcW w:type="dxa" w:w="4320"/>
+          </w:tcPr>
+          <w:p>
+            <w:r/>
+            <w:r>
+              <w:rPr>
+                <w:rFonts w:ascii="Consolas" w:hAnsi="Consolas"/>
+                <w:color w:val="1F6FEB"/>
+                <w:sz w:val="19"/>
+              </w:rPr>
+              <w:t>docs/CONCEPTO_Cuadra_Viva.md</w:t>
+            </w:r>
+          </w:p>
+        </w:tc>
+        <w:tc>
+          <w:tcPr>
+            <w:tcW w:type="dxa" w:w="4320"/>
+          </w:tcPr>
+          <w:p>
+            <w:r/>
+            <w:r>
+              <w:t>Concepto de agosto (vecinos que mejoran su manzana con dato medido). Sin código asociado.</w:t>
+            </w:r>
+          </w:p>
+        </w:tc>
+      </w:tr>
+    </w:tbl>
+    <w:p>
+      <w:pPr>
+        <w:pStyle w:val="Title"/>
+      </w:pPr>
+      <w:r>
+        <w:t>ANEXO B — Lo que dice ser · lo que es · lo que podría ser</w:t>
+      </w:r>
+    </w:p>
+    <w:p>
+      <w:pPr>
+        <w:pStyle w:val="IntenseQuote"/>
+      </w:pPr>
+      <w:r>
+        <w:t xml:space="preserve">La comparación que pediste. Cada fila cita su evidencia. </w:t>
+      </w:r>
+      <w:r>
+        <w:rPr>
+          <w:b/>
+        </w:rPr>
+        <w:t>Ninguna de las tres columnas es la correcta por sí sola</w:t>
+      </w:r>
+      <w:r>
+        <w:t xml:space="preserve"> — el valor está en la distancia entre ellas.</w:t>
+      </w:r>
+    </w:p>
+    <w:p>
+      <w:pPr>
+        <w:pStyle w:val="Heading1"/>
+      </w:pPr>
+      <w:r>
+        <w:t>B.1 La tabla</w:t>
+      </w:r>
+    </w:p>
+    <w:tbl>
+      <w:tblPr>
+        <w:tblStyle w:val="LightGrid-Accent1"/>
+        <w:tblW w:type="auto" w:w="0"/>
+        <w:jc w:val="center"/>
+        <w:tblLayout w:type="autofit"/>
+        <w:tblLook w:firstColumn="1" w:firstRow="1" w:lastColumn="0" w:lastRow="0" w:noHBand="0" w:noVBand="1" w:val="04A0"/>
+      </w:tblPr>
+      <w:tblGrid>
+        <w:gridCol w:w="2160"/>
+        <w:gridCol w:w="2160"/>
+        <w:gridCol w:w="2160"/>
+        <w:gridCol w:w="2160"/>
+      </w:tblGrid>
+      <w:tr>
+        <w:trPr>
+          <w:tblHeader w:val="true"/>
+        </w:trPr>
+        <w:tc>
+          <w:tcPr>
+            <w:tcW w:type="dxa" w:w="2160"/>
+          </w:tcPr>
+          <w:p>
+            <w:r>
+              <w:rPr>
+                <w:b/>
+              </w:rPr>
+            </w:r>
+            <w:r>
+              <w:rPr>
+                <w:b/>
+              </w:rPr>
+              <w:t>Dimensión</w:t>
+            </w:r>
+          </w:p>
+        </w:tc>
+        <w:tc>
+          <w:tcPr>
+            <w:tcW w:type="dxa" w:w="2160"/>
+          </w:tcPr>
+          <w:p>
+            <w:r>
+              <w:rPr>
+                <w:b/>
+              </w:rPr>
+            </w:r>
+            <w:r>
+              <w:rPr>
+                <w:b/>
+              </w:rPr>
+              <w:t>LO QUE DICE SER (deck, marca, docs)</w:t>
+            </w:r>
+          </w:p>
+        </w:tc>
+        <w:tc>
+          <w:tcPr>
+            <w:tcW w:type="dxa" w:w="2160"/>
+          </w:tcPr>
+          <w:p>
+            <w:r>
+              <w:rPr>
+                <w:b/>
+              </w:rPr>
+            </w:r>
+            <w:r>
+              <w:rPr>
+                <w:b/>
+              </w:rPr>
+              <w:t>LO QUE ES HOY (código + datos)</w:t>
+            </w:r>
+          </w:p>
+        </w:tc>
+        <w:tc>
+          <w:tcPr>
+            <w:tcW w:type="dxa" w:w="2160"/>
+          </w:tcPr>
+          <w:p>
+            <w:r>
+              <w:rPr>
+                <w:b/>
+              </w:rPr>
+            </w:r>
+            <w:r>
+              <w:rPr>
+                <w:b/>
+              </w:rPr>
+              <w:t>LO QUE PODRÍA SER (defendible)</w:t>
+            </w:r>
+          </w:p>
+        </w:tc>
+      </w:tr>
+      <w:tr>
+        <w:tc>
+          <w:tcPr>
+            <w:tcW w:type="dxa" w:w="2160"/>
+          </w:tcPr>
+          <w:p>
+            <w:r/>
+            <w:r>
+              <w:rPr>
+                <w:b/>
+              </w:rPr>
+              <w:t>Identidad</w:t>
+            </w:r>
+          </w:p>
+        </w:tc>
+        <w:tc>
+          <w:tcPr>
+            <w:tcW w:type="dxa" w:w="2160"/>
+          </w:tcPr>
+          <w:p>
+            <w:r/>
+            <w:r>
+              <w:t>*"El sistema vivo de la verdad del lugar"* · *"La IA honesta para la decisión más grande de tu vida"* (deck 1, 5)</w:t>
+            </w:r>
+          </w:p>
+        </w:tc>
+        <w:tc>
+          <w:tcPr>
+            <w:tcW w:type="dxa" w:w="2160"/>
+          </w:tcPr>
+          <w:p>
+            <w:r/>
+            <w:r>
+              <w:rPr>
+                <w:b/>
+              </w:rPr>
+              <w:t>Un motor de entorno a pie, con procedencia, envuelto en un agente honesto.</w:t>
+            </w:r>
+            <w:r>
+              <w:t xml:space="preserve"> Cubre una ciudad, sirve 9 conversaciones al mes y tiene 1 inmueble real.</w:t>
+            </w:r>
+          </w:p>
+        </w:tc>
+        <w:tc>
+          <w:tcPr>
+            <w:tcW w:type="dxa" w:w="2160"/>
+          </w:tcPr>
+          <w:p>
+            <w:r/>
+            <w:r>
+              <w:rPr>
+                <w:b/>
+              </w:rPr>
+              <w:t>La capa de verdad de entorno que otros productos consultan.</w:t>
+            </w:r>
+            <w:r>
+              <w:t xml:space="preserve"> No el destino del usuario: el sustrato del que otros tiran.</w:t>
+            </w:r>
+          </w:p>
+        </w:tc>
+      </w:tr>
+      <w:tr>
+        <w:tc>
+          <w:tcPr>
+            <w:tcW w:type="dxa" w:w="2160"/>
+          </w:tcPr>
+          <w:p>
+            <w:r/>
+            <w:r>
+              <w:rPr>
+                <w:b/>
+              </w:rPr>
+              <w:t>El foso</w:t>
+            </w:r>
+          </w:p>
+        </w:tc>
+        <w:tc>
+          <w:tcPr>
+            <w:tcW w:type="dxa" w:w="2160"/>
+          </w:tcPr>
+          <w:p>
+            <w:r/>
+            <w:r>
+              <w:t>*"Un activo que compone solo... más inteligente con cada cliente que lo toca"* (deck 6)</w:t>
+            </w:r>
+          </w:p>
+        </w:tc>
+        <w:tc>
+          <w:tcPr>
+            <w:tcW w:type="dxa" w:w="2160"/>
+          </w:tcPr>
+          <w:p>
+            <w:r/>
+            <w:r>
+              <w:rPr>
+                <w:b/>
+              </w:rPr>
+              <w:t>8.512 POIs propios (real) + 4 curaciones humanas (el mecanismo, sin girar).</w:t>
+            </w:r>
+            <w:r>
+              <w:t xml:space="preserve"> Su tubería lleva rota desde el 08-18 y corre en un portátil.</w:t>
+            </w:r>
+          </w:p>
+        </w:tc>
+        <w:tc>
+          <w:tcPr>
+            <w:tcW w:type="dxa" w:w="2160"/>
+          </w:tcPr>
+          <w:p>
+            <w:r/>
+            <w:r>
+              <w:rPr>
+                <w:b/>
+              </w:rPr>
+              <w:t>El único foso real es la frescura verificada con responsable.</w:t>
+            </w:r>
+            <w:r>
+              <w:t xml:space="preserve"> Los POIs abiertos son el suelo; el corredor con foto, coordenada y fecha es el techo — si contribuye.</w:t>
+            </w:r>
+          </w:p>
+        </w:tc>
+      </w:tr>
+      <w:tr>
+        <w:tc>
+          <w:tcPr>
+            <w:tcW w:type="dxa" w:w="2160"/>
+          </w:tcPr>
+          <w:p>
+            <w:r/>
+            <w:r>
+              <w:rPr>
+                <w:b/>
+              </w:rPr>
+              <w:t>La verificación</w:t>
+            </w:r>
+          </w:p>
+        </w:tc>
+        <w:tc>
+          <w:tcPr>
+            <w:tcW w:type="dxa" w:w="2160"/>
+          </w:tcPr>
+          <w:p>
+            <w:r/>
+            <w:r>
+              <w:t xml:space="preserve">*"Ficha verificada · Tubería 2023 ✓ · </w:t>
+            </w:r>
+            <w:r>
+              <w:rPr>
+                <w:b/>
+              </w:rPr>
+              <w:t>Ruido real 7pm</w:t>
+            </w:r>
+            <w:r>
+              <w:t xml:space="preserve"> ✓"* (deck 8)</w:t>
+            </w:r>
+          </w:p>
+        </w:tc>
+        <w:tc>
+          <w:tcPr>
+            <w:tcW w:type="dxa" w:w="2160"/>
+          </w:tcPr>
+          <w:p>
+            <w:r/>
+            <w:r>
+              <w:rPr>
+                <w:b/>
+              </w:rPr>
+              <w:t>Servicios, transporte y distancias: verificados de verdad.</w:t>
+            </w:r>
+            <w:r>
+              <w:t xml:space="preserve"> Ficha técnica: </w:t>
+            </w:r>
+            <w:r>
+              <w:rPr>
+                <w:b/>
+              </w:rPr>
+              <w:t>declarada</w:t>
+            </w:r>
+            <w:r>
+              <w:t xml:space="preserve">, y el prompt prohíbe llamarla verificada. Ruido, tráfico, vegetación: </w:t>
+            </w:r>
+            <w:r>
+              <w:rPr>
+                <w:b/>
+              </w:rPr>
+              <w:t>tabla fija de 7 sectores</w:t>
+            </w:r>
+            <w:r>
+              <w:t>.</w:t>
+            </w:r>
+          </w:p>
+        </w:tc>
+        <w:tc>
+          <w:tcPr>
+            <w:tcW w:type="dxa" w:w="2160"/>
+          </w:tcPr>
+          <w:p>
+            <w:r/>
+            <w:r>
+              <w:rPr>
+                <w:b/>
+              </w:rPr>
+              <w:t>Verificación con responsable identificable</w:t>
+            </w:r>
+            <w:r>
+              <w:t>, al estilo de lo que el propio despacho del 18-ago detectó en HomeSelf AI: *"Sara vio 500 m², abril 2026"*. Eso sí es defendible; el ✓ sin nombre detrás, no.</w:t>
+            </w:r>
+          </w:p>
+        </w:tc>
+      </w:tr>
+      <w:tr>
+        <w:tc>
+          <w:tcPr>
+            <w:tcW w:type="dxa" w:w="2160"/>
+          </w:tcPr>
+          <w:p>
+            <w:r/>
+            <w:r>
+              <w:rPr>
+                <w:b/>
+              </w:rPr>
+              <w:t>El bucle del corredor</w:t>
+            </w:r>
+          </w:p>
+        </w:tc>
+        <w:tc>
+          <w:tcPr>
+            <w:tcW w:type="dxa" w:w="2160"/>
+          </w:tcPr>
+          <w:p>
+            <w:r/>
+            <w:r>
+              <w:t xml:space="preserve">*"El loop de contribución del corredor </w:t>
+            </w:r>
+            <w:r>
+              <w:rPr>
+                <w:b/>
+              </w:rPr>
+              <w:t>es el producto</w:t>
+            </w:r>
+            <w:r>
+              <w:t>"* (</w:t>
+            </w:r>
+            <w:r>
+              <w:rPr>
+                <w:rFonts w:ascii="Consolas" w:hAnsi="Consolas"/>
+                <w:color w:val="1F6FEB"/>
+                <w:sz w:val="19"/>
+              </w:rPr>
+              <w:t>CLAUDE.md</w:t>
+            </w:r>
+            <w:r>
+              <w:t>)</w:t>
+            </w:r>
+          </w:p>
+        </w:tc>
+        <w:tc>
+          <w:tcPr>
+            <w:tcW w:type="dxa" w:w="2160"/>
+          </w:tcPr>
+          <w:p>
+            <w:r/>
+            <w:r>
+              <w:rPr>
+                <w:b/>
+              </w:rPr>
+              <w:t>4 curaciones, 2026-06-18, un corredor, un inmueble. Cero desde entonces.</w:t>
+            </w:r>
+          </w:p>
+        </w:tc>
+        <w:tc>
+          <w:tcPr>
+            <w:tcW w:type="dxa" w:w="2160"/>
+          </w:tcPr>
+          <w:p>
+            <w:r/>
+            <w:r>
+              <w:t xml:space="preserve">Un bucle que </w:t>
+            </w:r>
+            <w:r>
+              <w:rPr>
+                <w:b/>
+              </w:rPr>
+              <w:t>paga al corredor en leads, no en promesas de dato</w:t>
+            </w:r>
+            <w:r>
+              <w:t>. La pregunta abierta: por qué contribuiría.</w:t>
+            </w:r>
+          </w:p>
+        </w:tc>
+      </w:tr>
+      <w:tr>
+        <w:tc>
+          <w:tcPr>
+            <w:tcW w:type="dxa" w:w="2160"/>
+          </w:tcPr>
+          <w:p>
+            <w:r/>
+            <w:r>
+              <w:rPr>
+                <w:b/>
+              </w:rPr>
+              <w:t>El competidor</w:t>
+            </w:r>
+          </w:p>
+        </w:tc>
+        <w:tc>
+          <w:tcPr>
+            <w:tcW w:type="dxa" w:w="2160"/>
+          </w:tcPr>
+          <w:p>
+            <w:r/>
+            <w:r>
+              <w:t>*"Los portales"* (Plusvalía, Properati) y *"constructores de webs"* (deck, pitch)</w:t>
+            </w:r>
+          </w:p>
+        </w:tc>
+        <w:tc>
+          <w:tcPr>
+            <w:tcW w:type="dxa" w:w="2160"/>
+          </w:tcPr>
+          <w:p>
+            <w:r/>
+            <w:r>
+              <w:rPr>
+                <w:b/>
+              </w:rPr>
+              <w:t>Su propio red-team ya lo desmintió (C-11): el rival real es un CRM proptech —LIDZ, Pulppo— que ya da dominio, marca, CRM y leads.</w:t>
+            </w:r>
+            <w:r>
+              <w:t xml:space="preserve"> Y Hiinmo tiene 28 agentes de distribución.</w:t>
+            </w:r>
+          </w:p>
+        </w:tc>
+        <w:tc>
+          <w:tcPr>
+            <w:tcW w:type="dxa" w:w="2160"/>
+          </w:tcPr>
+          <w:p>
+            <w:r/>
+            <w:r>
+              <w:t xml:space="preserve">Competir donde el CRM no puede: </w:t>
+            </w:r>
+            <w:r>
+              <w:rPr>
+                <w:b/>
+              </w:rPr>
+              <w:t>no en el canal, sino en el dato del entorno con procedencia</w:t>
+            </w:r>
+            <w:r>
+              <w:t>. El CRM no puede verificar una farmacia.</w:t>
+            </w:r>
+          </w:p>
+        </w:tc>
+      </w:tr>
+      <w:tr>
+        <w:tc>
+          <w:tcPr>
+            <w:tcW w:type="dxa" w:w="2160"/>
+          </w:tcPr>
+          <w:p>
+            <w:r/>
+            <w:r>
+              <w:rPr>
+                <w:b/>
+              </w:rPr>
+              <w:t>El pagador</w:t>
+            </w:r>
+          </w:p>
+        </w:tc>
+        <w:tc>
+          <w:tcPr>
+            <w:tcW w:type="dxa" w:w="2160"/>
+          </w:tcPr>
+          <w:p>
+            <w:r/>
+            <w:r>
+              <w:t>*"aurareal 360, SaaS mensual"* — inmobiliaria PYME (decisión 09-jul)</w:t>
+            </w:r>
+          </w:p>
+        </w:tc>
+        <w:tc>
+          <w:tcPr>
+            <w:tcW w:type="dxa" w:w="2160"/>
+          </w:tcPr>
+          <w:p>
+            <w:r/>
+            <w:r>
+              <w:rPr>
+                <w:b/>
+              </w:rPr>
+              <w:t>`agencies` = 0 filas. 2 corredores. 0 ingresos comprobables.</w:t>
+            </w:r>
+          </w:p>
+        </w:tc>
+        <w:tc>
+          <w:tcPr>
+            <w:tcW w:type="dxa" w:w="2160"/>
+          </w:tcPr>
+          <w:p>
+            <w:r/>
+            <w:r>
+              <w:t xml:space="preserve">El pagador plausible es quien </w:t>
+            </w:r>
+            <w:r>
+              <w:rPr>
+                <w:b/>
+              </w:rPr>
+              <w:t>sangra por el dato malo</w:t>
+            </w:r>
+            <w:r>
+              <w:t>: el que pierde una visita porque el mapa mentía. Puede no ser la PYME.</w:t>
+            </w:r>
+          </w:p>
+        </w:tc>
+      </w:tr>
+      <w:tr>
+        <w:tc>
+          <w:tcPr>
+            <w:tcW w:type="dxa" w:w="2160"/>
+          </w:tcPr>
+          <w:p>
+            <w:r/>
+            <w:r>
+              <w:rPr>
+                <w:b/>
+              </w:rPr>
+              <w:t>La demanda</w:t>
+            </w:r>
+          </w:p>
+        </w:tc>
+        <w:tc>
+          <w:tcPr>
+            <w:tcW w:type="dxa" w:w="2160"/>
+          </w:tcPr>
+          <w:p>
+            <w:r/>
+            <w:r>
+              <w:t>*"tu canal propio, tus leads son tuyos"*</w:t>
+            </w:r>
+          </w:p>
+        </w:tc>
+        <w:tc>
+          <w:tcPr>
+            <w:tcW w:type="dxa" w:w="2160"/>
+          </w:tcPr>
+          <w:p>
+            <w:r/>
+            <w:r>
+              <w:rPr>
+                <w:b/>
+              </w:rPr>
+              <w:t>Su propio red-team lo desmintió (C-10): el foso del portal es la agregación de compradores, no el canal.</w:t>
+            </w:r>
+            <w:r>
+              <w:t xml:space="preserve"> 10 dispositivos en agosto.</w:t>
+            </w:r>
+          </w:p>
+        </w:tc>
+        <w:tc>
+          <w:tcPr>
+            <w:tcW w:type="dxa" w:w="2160"/>
+          </w:tcPr>
+          <w:p>
+            <w:r/>
+            <w:r>
+              <w:rPr>
+                <w:b/>
+              </w:rPr>
+              <w:t>El tráfico tendrá que venir del contenido y del canal, no del producto.</w:t>
+            </w:r>
+            <w:r>
+              <w:t xml:space="preserve"> La máquina de despachos y el estudio de las 40 parroquias son la munición; hoy no están conectados a nada.</w:t>
+            </w:r>
+          </w:p>
+        </w:tc>
+      </w:tr>
+      <w:tr>
+        <w:tc>
+          <w:tcPr>
+            <w:tcW w:type="dxa" w:w="2160"/>
+          </w:tcPr>
+          <w:p>
+            <w:r/>
+            <w:r>
+              <w:rPr>
+                <w:b/>
+              </w:rPr>
+              <w:t>La marca</w:t>
+            </w:r>
+          </w:p>
+        </w:tc>
+        <w:tc>
+          <w:tcPr>
+            <w:tcW w:type="dxa" w:w="2160"/>
+          </w:tcPr>
+          <w:p>
+            <w:r/>
+            <w:r>
+              <w:t>*"Cada lugar tiene un aura"* · esfera teal→coral con glow (</w:t>
+            </w:r>
+            <w:r>
+              <w:rPr>
+                <w:rFonts w:ascii="Consolas" w:hAnsi="Consolas"/>
+                <w:color w:val="1F6FEB"/>
+                <w:sz w:val="19"/>
+              </w:rPr>
+              <w:t>BRAND.md</w:t>
+            </w:r>
+            <w:r>
+              <w:t>, *"oficial aprobada"*)</w:t>
+            </w:r>
+          </w:p>
+        </w:tc>
+        <w:tc>
+          <w:tcPr>
+            <w:tcW w:type="dxa" w:w="2160"/>
+          </w:tcPr>
+          <w:p>
+            <w:r/>
+            <w:r>
+              <w:rPr>
+                <w:b/>
+              </w:rPr>
+              <w:t>Cuatro sistemas de diseño documentados; el producto no usa ninguno.</w:t>
+            </w:r>
+            <w:r>
+              <w:t xml:space="preserve"> "Aura" = marca + un modo de mapa + </w:t>
+            </w:r>
+            <w:r>
+              <w:rPr>
+                <w:b/>
+              </w:rPr>
+              <w:t>6 frases en 7 condicionales</w:t>
+            </w:r>
+            <w:r>
+              <w:t>.</w:t>
+            </w:r>
+          </w:p>
+        </w:tc>
+        <w:tc>
+          <w:tcPr>
+            <w:tcW w:type="dxa" w:w="2160"/>
+          </w:tcPr>
+          <w:p>
+            <w:r/>
+            <w:r>
+              <w:t xml:space="preserve">*"Aura"* funciona como </w:t>
+            </w:r>
+            <w:r>
+              <w:rPr>
+                <w:b/>
+              </w:rPr>
+              <w:t>promesa</w:t>
+            </w:r>
+            <w:r>
+              <w:t>, no como métrica. Nombrar lo medible (caminabilidad, alcanzable a pie) y dejar el adjetivo al usuario — que es la doctrina que el producto ya aplica bien.</w:t>
+            </w:r>
+          </w:p>
+        </w:tc>
+      </w:tr>
+      <w:tr>
+        <w:tc>
+          <w:tcPr>
+            <w:tcW w:type="dxa" w:w="2160"/>
+          </w:tcPr>
+          <w:p>
+            <w:r/>
+            <w:r>
+              <w:rPr>
+                <w:b/>
+              </w:rPr>
+              <w:t>El alcance</w:t>
+            </w:r>
+          </w:p>
+        </w:tc>
+        <w:tc>
+          <w:tcPr>
+            <w:tcW w:type="dxa" w:w="2160"/>
+          </w:tcPr>
+          <w:p>
+            <w:r/>
+            <w:r>
+              <w:t>*"API-first... el motor que la banca de inversión y las constructoras integran"*</w:t>
+            </w:r>
+          </w:p>
+        </w:tc>
+        <w:tc>
+          <w:tcPr>
+            <w:tcW w:type="dxa" w:w="2160"/>
+          </w:tcPr>
+          <w:p>
+            <w:r/>
+            <w:r>
+              <w:rPr>
+                <w:b/>
+              </w:rPr>
+              <w:t>Una `API_KEY` global, sin OAuth, sin webhooks, sin documentación, sin facturación. Y una sola ciudad.</w:t>
+            </w:r>
+          </w:p>
+        </w:tc>
+        <w:tc>
+          <w:tcPr>
+            <w:tcW w:type="dxa" w:w="2160"/>
+          </w:tcPr>
+          <w:p>
+            <w:r/>
+            <w:r>
+              <w:rPr>
+                <w:b/>
+              </w:rPr>
+              <w:t>Herramienta para agentes de IA.</w:t>
+            </w:r>
+            <w:r>
+              <w:t xml:space="preserve"> Las 9 herramientas ya tienen la forma de un servidor MCP. El cuello no es la interfaz: es la cobertura.</w:t>
+            </w:r>
+          </w:p>
+        </w:tc>
+      </w:tr>
+      <w:tr>
+        <w:tc>
+          <w:tcPr>
+            <w:tcW w:type="dxa" w:w="2160"/>
+          </w:tcPr>
+          <w:p>
+            <w:r/>
+            <w:r>
+              <w:rPr>
+                <w:b/>
+              </w:rPr>
+              <w:t>La ética</w:t>
+            </w:r>
+          </w:p>
+        </w:tc>
+        <w:tc>
+          <w:tcPr>
+            <w:tcW w:type="dxa" w:w="2160"/>
+          </w:tcPr>
+          <w:p>
+            <w:r/>
+            <w:r>
+              <w:t>*"Fair Housing por construcción, no por obligación"* (deck 10)</w:t>
+            </w:r>
+          </w:p>
+        </w:tc>
+        <w:tc>
+          <w:tcPr>
+            <w:tcW w:type="dxa" w:w="2160"/>
+          </w:tcPr>
+          <w:p>
+            <w:r/>
+            <w:r>
+              <w:rPr>
+                <w:b/>
+              </w:rPr>
+              <w:t>Sustancialmente cierto</w:t>
+            </w:r>
+            <w:r>
+              <w:t xml:space="preserve"> — 4 capas, lista blanca cerrada, esquema cerrado. </w:t>
+            </w:r>
+            <w:r>
+              <w:rPr>
+                <w:b/>
+              </w:rPr>
+              <w:t>Con dos fugas:</w:t>
+            </w:r>
+            <w:r>
+              <w:t xml:space="preserve"> </w:t>
+            </w:r>
+            <w:r>
+              <w:rPr>
+                <w:rFonts w:ascii="Consolas" w:hAnsi="Consolas"/>
+                <w:color w:val="1F6FEB"/>
+                <w:sz w:val="19"/>
+              </w:rPr>
+              <w:t>ideal_para: "Familia de 4 personas"</w:t>
+            </w:r>
+            <w:r>
+              <w:t xml:space="preserve"> en producción, y </w:t>
+            </w:r>
+            <w:r>
+              <w:rPr>
+                <w:rFonts w:ascii="Consolas" w:hAnsi="Consolas"/>
+                <w:color w:val="1F6FEB"/>
+                <w:sz w:val="19"/>
+              </w:rPr>
+              <w:t>BRAND.md</w:t>
+            </w:r>
+            <w:r>
+              <w:t xml:space="preserve"> vendiendo "seguridad" como capa.</w:t>
+            </w:r>
+          </w:p>
+        </w:tc>
+        <w:tc>
+          <w:tcPr>
+            <w:tcW w:type="dxa" w:w="2160"/>
+          </w:tcPr>
+          <w:p>
+            <w:r/>
+            <w:r>
+              <w:rPr>
+                <w:b/>
+              </w:rPr>
+              <w:t>El activo mejor construido y peor explotado.</w:t>
+            </w:r>
+            <w:r>
+              <w:t xml:space="preserve"> Es defensa legal, y en un mercado que empieza a auditar la IA, es argumento de venta.</w:t>
+            </w:r>
+          </w:p>
+        </w:tc>
+      </w:tr>
+    </w:tbl>
+    <w:p>
+      <w:pPr>
+        <w:pStyle w:val="Heading1"/>
+      </w:pPr>
+      <w:r>
+        <w:t>B.2 Las tres distancias, nombradas</w:t>
+      </w:r>
+    </w:p>
+    <w:p>
+      <w:r>
+        <w:rPr>
+          <w:b/>
+        </w:rPr>
+        <w:t>Distancia 1 — Entre lo que dice y lo que es: el sello ✓ puesto sobre dato declarado.</w:t>
+      </w:r>
+    </w:p>
+    <w:p>
+      <w:r>
+        <w:t xml:space="preserve">No es que el proyecto exagere de forma difusa. Es concreto y localizable: el deck pone un ✓ sobre tubería, cédula, impermeabilización y *"ruido real"*, cuatro campos que el propio prompt del agente prohíbe llamar verificados. </w:t>
+      </w:r>
+      <w:r>
+        <w:rPr>
+          <w:b/>
+        </w:rPr>
+        <w:t>La distancia no está en el producto —que es honesto— sino en el material que lo vende.</w:t>
+      </w:r>
+      <w:r>
+        <w:t xml:space="preserve"> Es la brecha más fácil de cerrar de todo este informe: se arregla reescribiendo dos diapositivas, no construyendo nada.</w:t>
+      </w:r>
+    </w:p>
+    <w:p>
+      <w:r>
+        <w:rPr>
+          <w:b/>
+        </w:rPr>
+        <w:t>Distancia 2 — Entre lo que es y lo que podría ser: el mecanismo de captura no ha girado.</w:t>
+      </w:r>
+    </w:p>
+    <w:p>
+      <w:r>
+        <w:t xml:space="preserve">Todo lo demás está construido. Lo único que separa a Contexto de ser lo que dice ser son </w:t>
+      </w:r>
+      <w:r>
+        <w:rPr>
+          <w:b/>
+        </w:rPr>
+        <w:t>cuatro curaciones que nunca se convirtieron en cuarenta</w:t>
+      </w:r>
+      <w:r>
+        <w:t xml:space="preserve">. No falta código: falta la respuesta a por qué un corredor ocupado contribuiría. El propio red-team (C-9) ya avisó de que, aunque contribuya, el dato es portable — así que la respuesta tiene que incluir </w:t>
+      </w:r>
+      <w:r>
+        <w:rPr>
+          <w:b/>
+        </w:rPr>
+        <w:t>por qué el dato vale más dentro de Contexto que fuera</w:t>
+      </w:r>
+      <w:r>
+        <w:t>.</w:t>
+      </w:r>
+    </w:p>
+    <w:p>
+      <w:r>
+        <w:rPr>
+          <w:b/>
+        </w:rPr>
+        <w:t>Distancia 3 — Entre dos productos que compiten por el mismo fundador.</w:t>
+      </w:r>
+    </w:p>
+    <w:p>
+      <w:r>
+        <w:t xml:space="preserve">Contexto (app del comprador) y AuraReal (tiendas para PYME) son </w:t>
+      </w:r>
+      <w:r>
+        <w:rPr>
+          <w:b/>
+        </w:rPr>
+        <w:t>dos negocios distintos, con dos pagadores distintos, dos marcas distintas y dos sistemas de diseño distintos</w:t>
+      </w:r>
+      <w:r>
+        <w:t xml:space="preserve">, decididos con seis semanas de diferencia y ambos sin validar. El código sirve al primero; las decisiones del fundador de julio apuntan al segundo; los datos no muestran movimiento en ninguno. </w:t>
+      </w:r>
+      <w:r>
+        <w:rPr>
+          <w:b/>
+        </w:rPr>
+        <w:t>Esta es la distancia más cara</w:t>
+      </w:r>
+      <w:r>
+        <w:t>, porque no se cierra construyendo: se cierra eligiendo.</w:t>
+      </w:r>
+    </w:p>
+    <w:p>
+      <w:pPr>
+        <w:pStyle w:val="Heading1"/>
+      </w:pPr>
+      <w:r>
+        <w:t>B.3 Lo que esta segunda pasada cambia del informe</w:t>
+      </w:r>
+    </w:p>
+    <w:tbl>
+      <w:tblPr>
+        <w:tblStyle w:val="LightGrid-Accent1"/>
+        <w:tblW w:type="auto" w:w="0"/>
+        <w:jc w:val="center"/>
+        <w:tblLayout w:type="autofit"/>
+        <w:tblLook w:firstColumn="1" w:firstRow="1" w:lastColumn="0" w:lastRow="0" w:noHBand="0" w:noVBand="1" w:val="04A0"/>
+      </w:tblPr>
+      <w:tblGrid>
+        <w:gridCol w:w="4320"/>
+        <w:gridCol w:w="4320"/>
+      </w:tblGrid>
+      <w:tr>
+        <w:trPr>
+          <w:tblHeader w:val="true"/>
+        </w:trPr>
+        <w:tc>
+          <w:tcPr>
+            <w:tcW w:type="dxa" w:w="4320"/>
+          </w:tcPr>
+          <w:p>
+            <w:r>
+              <w:rPr>
+                <w:b/>
+              </w:rPr>
+            </w:r>
+            <w:r>
+              <w:rPr>
+                <w:b/>
+              </w:rPr>
+              <w:t>Sección</w:t>
+            </w:r>
+          </w:p>
+        </w:tc>
+        <w:tc>
+          <w:tcPr>
+            <w:tcW w:type="dxa" w:w="4320"/>
+          </w:tcPr>
+          <w:p>
+            <w:r>
+              <w:rPr>
+                <w:b/>
+              </w:rPr>
+            </w:r>
+            <w:r>
+              <w:rPr>
+                <w:b/>
+              </w:rPr>
+              <w:t>Qué cambia</w:t>
+            </w:r>
+          </w:p>
+        </w:tc>
+      </w:tr>
+      <w:tr>
+        <w:tc>
+          <w:tcPr>
+            <w:tcW w:type="dxa" w:w="4320"/>
+          </w:tcPr>
+          <w:p>
+            <w:r/>
+            <w:r>
+              <w:t>§17 Activos</w:t>
+            </w:r>
+          </w:p>
+        </w:tc>
+        <w:tc>
+          <w:tcPr>
+            <w:tcW w:type="dxa" w:w="4320"/>
+          </w:tcPr>
+          <w:p>
+            <w:r/>
+            <w:r>
+              <w:rPr>
+                <w:b/>
+              </w:rPr>
+              <w:t>Sube uno nuevo al top:</w:t>
+            </w:r>
+            <w:r>
+              <w:t xml:space="preserve"> </w:t>
+            </w:r>
+            <w:r>
+              <w:rPr>
+                <w:rFonts w:ascii="Consolas" w:hAnsi="Consolas"/>
+                <w:color w:val="1F6FEB"/>
+                <w:sz w:val="19"/>
+              </w:rPr>
+              <w:t>red-team.md</w:t>
+            </w:r>
+            <w:r>
+              <w:t>, por ser el único documento que ataca la tesis con nombres propios (LIDZ, Pulppo) y hallazgos que los datos confirman.</w:t>
+            </w:r>
+          </w:p>
+        </w:tc>
+      </w:tr>
+      <w:tr>
+        <w:tc>
+          <w:tcPr>
+            <w:tcW w:type="dxa" w:w="4320"/>
+          </w:tcPr>
+          <w:p>
+            <w:r/>
+            <w:r>
+              <w:t>§16 Realidad vs narrativa</w:t>
+            </w:r>
+          </w:p>
+        </w:tc>
+        <w:tc>
+          <w:tcPr>
+            <w:tcW w:type="dxa" w:w="4320"/>
+          </w:tcPr>
+          <w:p>
+            <w:r/>
+            <w:r>
+              <w:rPr>
+                <w:b/>
+              </w:rPr>
+              <w:t>Tres contradicciones nuevas:</w:t>
+            </w:r>
+            <w:r>
+              <w:t xml:space="preserve"> H-13 el deck marca ✓ sobre dato declarado; H-14 </w:t>
+            </w:r>
+            <w:r>
+              <w:rPr>
+                <w:rFonts w:ascii="Consolas" w:hAnsi="Consolas"/>
+                <w:color w:val="1F6FEB"/>
+                <w:sz w:val="19"/>
+              </w:rPr>
+              <w:t>BRAND.md</w:t>
+            </w:r>
+            <w:r>
+              <w:t xml:space="preserve"> vende "seguridad", que el producto rechaza; H-15 cuatro sistemas de diseño y el producto no usa ninguno.</w:t>
+            </w:r>
+          </w:p>
+        </w:tc>
+      </w:tr>
+      <w:tr>
+        <w:tc>
+          <w:tcPr>
+            <w:tcW w:type="dxa" w:w="4320"/>
+          </w:tcPr>
+          <w:p>
+            <w:r/>
+            <w:r>
+              <w:t>§18 Gaps</w:t>
+            </w:r>
+          </w:p>
+        </w:tc>
+        <w:tc>
+          <w:tcPr>
+            <w:tcW w:type="dxa" w:w="4320"/>
+          </w:tcPr>
+          <w:p>
+            <w:r/>
+            <w:r>
+              <w:rPr>
+                <w:b/>
+              </w:rPr>
+              <w:t>Uno nuevo, y es crítico:</w:t>
+            </w:r>
+            <w:r>
+              <w:t xml:space="preserve"> dos productos sin validar compitiendo por un solo fundador (AuraReal con luz verde de julio y </w:t>
+            </w:r>
+            <w:r>
+              <w:rPr>
+                <w:rFonts w:ascii="Consolas" w:hAnsi="Consolas"/>
+                <w:color w:val="1F6FEB"/>
+                <w:sz w:val="19"/>
+              </w:rPr>
+              <w:t>agencies</w:t>
+            </w:r>
+            <w:r>
+              <w:t xml:space="preserve"> = 0).</w:t>
+            </w:r>
+          </w:p>
+        </w:tc>
+      </w:tr>
+      <w:tr>
+        <w:tc>
+          <w:tcPr>
+            <w:tcW w:type="dxa" w:w="4320"/>
+          </w:tcPr>
+          <w:p>
+            <w:r/>
+            <w:r>
+              <w:t>§19 Qué NO hacer</w:t>
+            </w:r>
+          </w:p>
+        </w:tc>
+        <w:tc>
+          <w:tcPr>
+            <w:tcW w:type="dxa" w:w="4320"/>
+          </w:tcPr>
+          <w:p>
+            <w:r/>
+            <w:r>
+              <w:rPr>
+                <w:b/>
+              </w:rPr>
+              <w:t>Se refuerza:</w:t>
+            </w:r>
+            <w:r>
+              <w:t xml:space="preserve"> no construir el generador self-serve de AuraReal. El propio </w:t>
+            </w:r>
+            <w:r>
+              <w:rPr>
+                <w:rFonts w:ascii="Consolas" w:hAnsi="Consolas"/>
+                <w:color w:val="1F6FEB"/>
+                <w:sz w:val="19"/>
+              </w:rPr>
+              <w:t>MODELO §6</w:t>
+            </w:r>
+            <w:r>
+              <w:t xml:space="preserve"> lo marca *"sin construir"* y el red-team ya quitó del pitch la promesa de *"en una hora"* por no ser medible.</w:t>
+            </w:r>
+          </w:p>
+        </w:tc>
+      </w:tr>
+      <w:tr>
+        <w:tc>
+          <w:tcPr>
+            <w:tcW w:type="dxa" w:w="4320"/>
+          </w:tcPr>
+          <w:p>
+            <w:r/>
+            <w:r>
+              <w:t>§25 Hipótesis estratégica</w:t>
+            </w:r>
+          </w:p>
+        </w:tc>
+        <w:tc>
+          <w:tcPr>
+            <w:tcW w:type="dxa" w:w="4320"/>
+          </w:tcPr>
+          <w:p>
+            <w:r/>
+            <w:r>
+              <w:rPr>
+                <w:b/>
+              </w:rPr>
+              <w:t>Se confirma desde dentro:</w:t>
+            </w:r>
+            <w:r>
+              <w:t xml:space="preserve"> C-12 dice lo mismo que §25 —el foso de datos abiertos es *"copiable en semanas"*— sin haberse leído el uno al otro. Dos análisis independientes con el mismo veredicto.</w:t>
+            </w:r>
+          </w:p>
+        </w:tc>
+      </w:tr>
+    </w:tbl>
+    <w:p>
+      <w:pPr>
+        <w:pStyle w:val="Heading1"/>
+      </w:pPr>
+      <w:r>
+        <w:t>B.4 La pregunta para la fase 2</w:t>
+      </w:r>
+    </w:p>
+    <w:p>
+      <w:r>
+        <w:t>Si la siguiente conversación es destruir la tesis, estos son los tres puntos donde el propio repositorio ya la tiene rota — y valen más que cualquier objeción externa, porque vienen con evidencia de casa:</w:t>
+      </w:r>
+    </w:p>
+    <w:p>
+      <w:pPr>
+        <w:pStyle w:val="ListNumber"/>
+      </w:pPr>
+      <w:r>
+        <w:rPr>
+          <w:b/>
+        </w:rPr>
+        <w:t>C-9 (portabilidad).</w:t>
+      </w:r>
+      <w:r>
+        <w:t xml:space="preserve"> Si el dato verificado lo produce y lo posee el corredor, ¿qué impide que se lo lleve? Hoy: nada. </w:t>
+      </w:r>
+      <w:r>
+        <w:rPr>
+          <w:b/>
+        </w:rPr>
+        <w:t>Y el pitch promete explícitamente que se lo puede llevar.</w:t>
+      </w:r>
+    </w:p>
+    <w:p>
+      <w:pPr>
+        <w:pStyle w:val="ListNumber"/>
+      </w:pPr>
+      <w:r>
+        <w:rPr>
+          <w:b/>
+        </w:rPr>
+        <w:t>C-10 (demanda).</w:t>
+      </w:r>
+      <w:r>
+        <w:t xml:space="preserve"> Contexto es una herramienta del lado de la oferta que compite contra agregadores de demanda. 10 dispositivos en agosto lo confirman. ¿De dónde sale el tráfico?</w:t>
+      </w:r>
+    </w:p>
+    <w:p>
+      <w:pPr>
+        <w:pStyle w:val="ListNumber"/>
+      </w:pPr>
+      <w:r>
+        <w:rPr>
+          <w:b/>
+        </w:rPr>
+        <w:t>C-11 (competidor).</w:t>
+      </w:r>
+      <w:r>
+        <w:t xml:space="preserve"> LIDZ y Pulppo entran a Ecuador con la misma propuesta y capital. Aparecen </w:t>
+      </w:r>
+      <w:r>
+        <w:rPr>
+          <w:b/>
+        </w:rPr>
+        <w:t>una sola vez en 125 documentos</w:t>
+      </w:r>
+      <w:r>
+        <w:t>, en un red-team de julio, y en ningún plan posterior.</w:t>
+      </w:r>
+    </w:p>
+    <w:p>
+      <w:r>
+        <w:t>Y una cuarta que no está en ningún documento del repositorio, y que esta auditoría añade:</w:t>
+      </w:r>
+    </w:p>
+    <w:p>
+      <w:pPr>
+        <w:pStyle w:val="ListNumber"/>
+      </w:pPr>
+      <w:r>
+        <w:rPr>
+          <w:b/>
+        </w:rPr>
+        <w:t>¿Contexto es un producto o es una capa?</w:t>
+      </w:r>
+      <w:r>
+        <w:t xml:space="preserve"> Todo lo verificado como sólido —POIs con procedencia, isócronas propias, entorno con fuente, las 9 herramientas— es </w:t>
+      </w:r>
+      <w:r>
+        <w:rPr>
+          <w:b/>
+        </w:rPr>
+        <w:t>infraestructura</w:t>
+      </w:r>
+      <w:r>
+        <w:t xml:space="preserve">. Todo lo verificado como débil —inventario, CRM, embudo, tiendas— es </w:t>
+      </w:r>
+      <w:r>
+        <w:rPr>
+          <w:b/>
+        </w:rPr>
+        <w:t>producto</w:t>
+      </w:r>
+      <w:r>
+        <w:t>. El repositorio está construyendo un producto sobre una infraestructura que es mejor que él.</w:t>
+      </w:r>
+    </w:p>
+    <w:p>
       <w:r>
         <w:t xml:space="preserve">*Auditoría realizada el 2026-08-19 sin modificar un solo archivo del proyecto. Todas las consultas a la base fueron </w:t>
       </w:r>
@@ -26864,7 +32625,7 @@
         <w:t>POST</w:t>
       </w:r>
       <w:r>
-        <w:t xml:space="preserve"> con cuerpo inválido para medir la puerta de autenticación sin escribir datos.*</w:t>
+        <w:t xml:space="preserve"> con cuerpo inválido para medir la puerta de autenticación sin escribir datos. Los anexos A y B son una segunda pasada del mismo día, ampliando el alcance del código a los artefactos no-código del repositorio.*</w:t>
       </w:r>
     </w:p>
     <w:sectPr>
